--- a/docs/deep-dive-manuel-visiteur.docx
+++ b/docs/deep-dive-manuel-visiteur.docx
@@ -2,7 +2,7 @@
 <file path=word/document.xml><?xml version="1.0" encoding="utf-8"?>
 <w:document xmlns:w="http://schemas.openxmlformats.org/wordprocessingml/2006/main" xmlns:m="http://schemas.openxmlformats.org/officeDocument/2006/math" xmlns:r="http://schemas.openxmlformats.org/officeDocument/2006/relationships" xmlns:o="urn:schemas-microsoft-com:office:office" xmlns:v="urn:schemas-microsoft-com:vml" xmlns:w10="urn:schemas-microsoft-com:office:word" xmlns:a="http://schemas.openxmlformats.org/drawingml/2006/main" xmlns:pic="http://schemas.openxmlformats.org/drawingml/2006/picture" xmlns:wp="http://schemas.openxmlformats.org/drawingml/2006/wordprocessingDrawing">
   <w:body>
-    <w:bookmarkStart w:id="110" w:name="X4c4bf419f4c6c35e002b0c9a884ff019fb88595"/>
+    <w:bookmarkStart w:id="99" w:name="X4c4bf419f4c6c35e002b0c9a884ff019fb88595"/>
     <w:p>
       <w:pPr>
         <w:pStyle w:val="Heading1"/>
@@ -84,7 +84,7 @@
         </w:pict>
       </w:r>
     </w:p>
-    <w:bookmarkStart w:id="20" w:name="table-des-matières"/>
+    <w:bookmarkStart w:id="9" w:name="table-des-matières"/>
     <w:p>
       <w:pPr>
         <w:pStyle w:val="Heading2"/>
@@ -440,8 +440,8 @@
         </w:pict>
       </w:r>
     </w:p>
-    <w:bookmarkEnd w:id="20"/>
-    <w:bookmarkStart w:id="23" w:name="Xeadb15cb5f00fe8fc994b43cce18ce8fbb9f9ae"/>
+    <w:bookmarkEnd w:id="9"/>
+    <w:bookmarkStart w:id="12" w:name="Xeadb15cb5f00fe8fc994b43cce18ce8fbb9f9ae"/>
     <w:p>
       <w:pPr>
         <w:pStyle w:val="Heading2"/>
@@ -487,7 +487,7 @@
         <w:t xml:space="preserve">. Il existe deux profils principaux :</w:t>
       </w:r>
     </w:p>
-    <w:bookmarkStart w:id="21" w:name="profil-1--le-curieux"/>
+    <w:bookmarkStart w:id="10" w:name="profil-1--le-curieux"/>
     <w:p>
       <w:pPr>
         <w:pStyle w:val="Heading3"/>
@@ -504,8 +504,8 @@
         <w:t xml:space="preserve">Quelqu'un qui découvre Pièces pour la première fois et souhaite comprendre la plateforme avant de s'inscrire.</w:t>
       </w:r>
     </w:p>
-    <w:bookmarkEnd w:id="21"/>
-    <w:bookmarkStart w:id="22" w:name="profil-2--le-propriétaire-de-véhicule"/>
+    <w:bookmarkEnd w:id="10"/>
+    <w:bookmarkStart w:id="11" w:name="profil-2--le-propriétaire-de-véhicule"/>
     <w:p>
       <w:pPr>
         <w:pStyle w:val="Heading3"/>
@@ -743,9 +743,9 @@
         </w:pict>
       </w:r>
     </w:p>
-    <w:bookmarkEnd w:id="22"/>
-    <w:bookmarkEnd w:id="23"/>
-    <w:bookmarkStart w:id="24" w:name="X8571427fd07f3377c3e69474e9c5812c2f288b5"/>
+    <w:bookmarkEnd w:id="11"/>
+    <w:bookmarkEnd w:id="12"/>
+    <w:bookmarkStart w:id="13" w:name="X8571427fd07f3377c3e69474e9c5812c2f288b5"/>
     <w:p>
       <w:pPr>
         <w:pStyle w:val="Heading2"/>
@@ -855,8 +855,8 @@
         </w:pict>
       </w:r>
     </w:p>
-    <w:bookmarkEnd w:id="24"/>
-    <w:bookmarkStart w:id="27" w:name="X4ab99aa9336231f0dee4443f7a3eb6ef36b2599"/>
+    <w:bookmarkEnd w:id="13"/>
+    <w:bookmarkStart w:id="16" w:name="X4ab99aa9336231f0dee4443f7a3eb6ef36b2599"/>
     <w:p>
       <w:pPr>
         <w:pStyle w:val="Heading2"/>
@@ -865,7 +865,7 @@
         <w:t xml:space="preserve">3. Page d'accueil</w:t>
       </w:r>
     </w:p>
-    <w:bookmarkStart w:id="25" w:name="ce-que-vous-voyez"/>
+    <w:bookmarkStart w:id="14" w:name="ce-que-vous-voyez"/>
     <w:p>
       <w:pPr>
         <w:pStyle w:val="Heading3"/>
@@ -1066,8 +1066,8 @@
         <w:t xml:space="preserve">Un bouton pour se connecter ou s'inscrire</w:t>
       </w:r>
     </w:p>
-    <w:bookmarkEnd w:id="25"/>
-    <w:bookmarkStart w:id="26" w:name="note-technique"/>
+    <w:bookmarkEnd w:id="14"/>
+    <w:bookmarkStart w:id="15" w:name="note-technique"/>
     <w:p>
       <w:pPr>
         <w:pStyle w:val="Heading3"/>
@@ -1107,9 +1107,9 @@
         </w:pict>
       </w:r>
     </w:p>
-    <w:bookmarkEnd w:id="26"/>
-    <w:bookmarkEnd w:id="27"/>
-    <w:bookmarkStart w:id="32" w:name="X6d6bb5580c58b6ba19015deff2fd68a3a834722"/>
+    <w:bookmarkEnd w:id="15"/>
+    <w:bookmarkEnd w:id="16"/>
+    <w:bookmarkStart w:id="21" w:name="X6d6bb5580c58b6ba19015deff2fd68a3a834722"/>
     <w:p>
       <w:pPr>
         <w:pStyle w:val="Heading2"/>
@@ -1118,7 +1118,7 @@
         <w:t xml:space="preserve">4. Page de connexion / inscription</w:t>
       </w:r>
     </w:p>
-    <w:bookmarkStart w:id="28" w:name="accès"/>
+    <w:bookmarkStart w:id="17" w:name="accès"/>
     <w:p>
       <w:pPr>
         <w:pStyle w:val="Heading3"/>
@@ -1144,8 +1144,8 @@
         <w:t xml:space="preserve">/login</w:t>
       </w:r>
     </w:p>
-    <w:bookmarkEnd w:id="28"/>
-    <w:bookmarkStart w:id="29" w:name="fonctionnement"/>
+    <w:bookmarkEnd w:id="17"/>
+    <w:bookmarkStart w:id="18" w:name="fonctionnement"/>
     <w:p>
       <w:pPr>
         <w:pStyle w:val="Heading3"/>
@@ -1348,8 +1348,8 @@
         <w:t xml:space="preserve">à votre compte</w:t>
       </w:r>
     </w:p>
-    <w:bookmarkEnd w:id="29"/>
-    <w:bookmarkStart w:id="30" w:name="protection-anti-abus"/>
+    <w:bookmarkEnd w:id="18"/>
+    <w:bookmarkStart w:id="19" w:name="protection-anti-abus"/>
     <w:p>
       <w:pPr>
         <w:pStyle w:val="Heading3"/>
@@ -1420,8 +1420,8 @@
         </w:tc>
       </w:tr>
     </w:tbl>
-    <w:bookmarkEnd w:id="30"/>
-    <w:bookmarkStart w:id="31" w:name="endpoints-api"/>
+    <w:bookmarkEnd w:id="19"/>
+    <w:bookmarkStart w:id="20" w:name="endpoints-api"/>
     <w:p>
       <w:pPr>
         <w:pStyle w:val="Heading3"/>
@@ -1478,9 +1478,9 @@
         </w:pict>
       </w:r>
     </w:p>
-    <w:bookmarkEnd w:id="31"/>
-    <w:bookmarkEnd w:id="32"/>
-    <w:bookmarkStart w:id="36" w:name="X525036753a40db01a31f781fe5f6ccff625a0e6"/>
+    <w:bookmarkEnd w:id="20"/>
+    <w:bookmarkEnd w:id="21"/>
+    <w:bookmarkStart w:id="25" w:name="X525036753a40db01a31f781fe5f6ccff625a0e6"/>
     <w:p>
       <w:pPr>
         <w:pStyle w:val="Heading2"/>
@@ -1489,7 +1489,7 @@
         <w:t xml:space="preserve">5. Recevoir un lien de commande (flux propriétaire)</w:t>
       </w:r>
     </w:p>
-    <w:bookmarkStart w:id="33" w:name="le-scénario-typique"/>
+    <w:bookmarkStart w:id="22" w:name="le-scénario-typique"/>
     <w:p>
       <w:pPr>
         <w:pStyle w:val="Heading3"/>
@@ -1588,8 +1588,8 @@
         <w:t xml:space="preserve">SMS</w:t>
       </w:r>
     </w:p>
-    <w:bookmarkEnd w:id="33"/>
-    <w:bookmarkStart w:id="34" w:name="le-lien-ressemble-à-"/>
+    <w:bookmarkEnd w:id="22"/>
+    <w:bookmarkStart w:id="23" w:name="le-lien-ressemble-à-"/>
     <w:p>
       <w:pPr>
         <w:pStyle w:val="Heading3"/>
@@ -1609,8 +1609,8 @@
         <w:t xml:space="preserve">https://pieces.ci/choose/abc123xyz789</w:t>
       </w:r>
     </w:p>
-    <w:bookmarkEnd w:id="34"/>
-    <w:bookmarkStart w:id="35" w:name="X55e8e51706891f23725927191512c4864a8aed1"/>
+    <w:bookmarkEnd w:id="23"/>
+    <w:bookmarkStart w:id="24" w:name="X55e8e51706891f23725927191512c4864a8aed1"/>
     <w:p>
       <w:pPr>
         <w:pStyle w:val="Heading3"/>
@@ -1714,9 +1714,9 @@
         </w:pict>
       </w:r>
     </w:p>
-    <w:bookmarkEnd w:id="35"/>
-    <w:bookmarkEnd w:id="36"/>
-    <w:bookmarkStart w:id="41" w:name="Xdd56e6641ae2acb3c9f36ee5ae004389fa3ca3b"/>
+    <w:bookmarkEnd w:id="24"/>
+    <w:bookmarkEnd w:id="25"/>
+    <w:bookmarkStart w:id="30" w:name="Xdd56e6641ae2acb3c9f36ee5ae004389fa3ca3b"/>
     <w:p>
       <w:pPr>
         <w:pStyle w:val="Heading2"/>
@@ -1725,7 +1725,7 @@
         <w:t xml:space="preserve">6. Consulter une commande partagée</w:t>
       </w:r>
     </w:p>
-    <w:bookmarkStart w:id="37" w:name="page-de-choix-de-paiement"/>
+    <w:bookmarkStart w:id="26" w:name="page-de-choix-de-paiement"/>
     <w:p>
       <w:pPr>
         <w:pStyle w:val="Heading3"/>
@@ -2058,8 +2058,8 @@
         <w:t xml:space="preserve">└─────────────────────────────────────┘</w:t>
       </w:r>
     </w:p>
-    <w:bookmarkEnd w:id="37"/>
-    <w:bookmarkStart w:id="38" w:name="informations-visibles"/>
+    <w:bookmarkEnd w:id="26"/>
+    <w:bookmarkStart w:id="27" w:name="informations-visibles"/>
     <w:p>
       <w:pPr>
         <w:pStyle w:val="Heading3"/>
@@ -2274,8 +2274,8 @@
         </w:tc>
       </w:tr>
     </w:tbl>
-    <w:bookmarkEnd w:id="38"/>
-    <w:bookmarkStart w:id="39" w:name="états-affichés-selon-le-statut"/>
+    <w:bookmarkEnd w:id="27"/>
+    <w:bookmarkStart w:id="28" w:name="états-affichés-selon-le-statut"/>
     <w:p>
       <w:pPr>
         <w:pStyle w:val="Heading3"/>
@@ -2546,8 +2546,8 @@
         </w:tc>
       </w:tr>
     </w:tbl>
-    <w:bookmarkEnd w:id="39"/>
-    <w:bookmarkStart w:id="40" w:name="endpoint-api"/>
+    <w:bookmarkEnd w:id="28"/>
+    <w:bookmarkStart w:id="29" w:name="endpoint-api"/>
     <w:p>
       <w:pPr>
         <w:pStyle w:val="Heading3"/>
@@ -2583,9 +2583,9 @@
         </w:pict>
       </w:r>
     </w:p>
-    <w:bookmarkEnd w:id="40"/>
-    <w:bookmarkEnd w:id="41"/>
-    <w:bookmarkStart w:id="47" w:name="X02f18b28b5ffb145e28884c550a2d55b30bf2ea"/>
+    <w:bookmarkEnd w:id="29"/>
+    <w:bookmarkEnd w:id="30"/>
+    <w:bookmarkStart w:id="36" w:name="X02f18b28b5ffb145e28884c550a2d55b30bf2ea"/>
     <w:p>
       <w:pPr>
         <w:pStyle w:val="Heading2"/>
@@ -2594,7 +2594,7 @@
         <w:t xml:space="preserve">7. Payer une commande sans compte</w:t>
       </w:r>
     </w:p>
-    <w:bookmarkStart w:id="42" w:name="Xd3610f1e514430c400368ad731599141e989670"/>
+    <w:bookmarkStart w:id="31" w:name="Xd3610f1e514430c400368ad731599141e989670"/>
     <w:p>
       <w:pPr>
         <w:pStyle w:val="Heading3"/>
@@ -2809,8 +2809,8 @@
         </w:tc>
       </w:tr>
     </w:tbl>
-    <w:bookmarkEnd w:id="42"/>
-    <w:bookmarkStart w:id="43" w:name="payer-par-mobile-money"/>
+    <w:bookmarkEnd w:id="31"/>
+    <w:bookmarkStart w:id="32" w:name="payer-par-mobile-money"/>
     <w:p>
       <w:pPr>
         <w:pStyle w:val="Heading3"/>
@@ -2899,8 +2899,8 @@
         <w:t xml:space="preserve">PAID</w:t>
       </w:r>
     </w:p>
-    <w:bookmarkEnd w:id="43"/>
-    <w:bookmarkStart w:id="44" w:name="payer-en-espèces-cod"/>
+    <w:bookmarkEnd w:id="32"/>
+    <w:bookmarkStart w:id="33" w:name="payer-en-espèces-cod"/>
     <w:p>
       <w:pPr>
         <w:pStyle w:val="Heading3"/>
@@ -2989,8 +2989,8 @@
         <w:t xml:space="preserve">Payez le livreur à la réception des pièces</w:t>
       </w:r>
     </w:p>
-    <w:bookmarkEnd w:id="44"/>
-    <w:bookmarkStart w:id="45" w:name="protection-escrow"/>
+    <w:bookmarkEnd w:id="33"/>
+    <w:bookmarkStart w:id="34" w:name="protection-escrow"/>
     <w:p>
       <w:pPr>
         <w:pStyle w:val="Heading3"/>
@@ -3070,8 +3070,8 @@
         <w:t xml:space="preserve">                                         ──► REMBOURSÉ (REFUNDED)</w:t>
       </w:r>
     </w:p>
-    <w:bookmarkEnd w:id="45"/>
-    <w:bookmarkStart w:id="46" w:name="endpoint-api-1"/>
+    <w:bookmarkEnd w:id="34"/>
+    <w:bookmarkStart w:id="35" w:name="endpoint-api-1"/>
     <w:p>
       <w:pPr>
         <w:pStyle w:val="Heading3"/>
@@ -3116,9 +3116,9 @@
         </w:pict>
       </w:r>
     </w:p>
-    <w:bookmarkEnd w:id="46"/>
-    <w:bookmarkEnd w:id="47"/>
-    <w:bookmarkStart w:id="51" w:name="X554c224cd2c4f8720590f0d5ff568ada9cc4794"/>
+    <w:bookmarkEnd w:id="35"/>
+    <w:bookmarkEnd w:id="36"/>
+    <w:bookmarkStart w:id="40" w:name="X554c224cd2c4f8720590f0d5ff568ada9cc4794"/>
     <w:p>
       <w:pPr>
         <w:pStyle w:val="Heading2"/>
@@ -3127,7 +3127,7 @@
         <w:t xml:space="preserve">8. Annuler une commande partagée</w:t>
       </w:r>
     </w:p>
-    <w:bookmarkStart w:id="48" w:name="quand-est-ce-possible-"/>
+    <w:bookmarkStart w:id="37" w:name="quand-est-ce-possible-"/>
     <w:p>
       <w:pPr>
         <w:pStyle w:val="Heading3"/>
@@ -3160,8 +3160,8 @@
         <w:t xml:space="preserve">(avant le paiement).</w:t>
       </w:r>
     </w:p>
-    <w:bookmarkEnd w:id="48"/>
-    <w:bookmarkStart w:id="49" w:name="comment-annuler"/>
+    <w:bookmarkEnd w:id="37"/>
+    <w:bookmarkStart w:id="38" w:name="comment-annuler"/>
     <w:p>
       <w:pPr>
         <w:pStyle w:val="Heading3"/>
@@ -3226,8 +3226,8 @@
         <w:t xml:space="preserve">CANCELLED</w:t>
       </w:r>
     </w:p>
-    <w:bookmarkEnd w:id="49"/>
-    <w:bookmarkStart w:id="50" w:name="endpoint-api-2"/>
+    <w:bookmarkEnd w:id="38"/>
+    <w:bookmarkStart w:id="39" w:name="endpoint-api-2"/>
     <w:p>
       <w:pPr>
         <w:pStyle w:val="Heading3"/>
@@ -3281,9 +3281,9 @@
         </w:pict>
       </w:r>
     </w:p>
-    <w:bookmarkEnd w:id="50"/>
-    <w:bookmarkEnd w:id="51"/>
-    <w:bookmarkStart w:id="55" w:name="Xd5889745f0509fe32518b1667150f011c818cfc"/>
+    <w:bookmarkEnd w:id="39"/>
+    <w:bookmarkEnd w:id="40"/>
+    <w:bookmarkStart w:id="44" w:name="Xd5889745f0509fe32518b1667150f011c818cfc"/>
     <w:p>
       <w:pPr>
         <w:pStyle w:val="Heading2"/>
@@ -3292,7 +3292,7 @@
         <w:t xml:space="preserve">9. Suivre une livraison</w:t>
       </w:r>
     </w:p>
-    <w:bookmarkStart w:id="52" w:name="accès-public-au-suivi"/>
+    <w:bookmarkStart w:id="41" w:name="accès-public-au-suivi"/>
     <w:p>
       <w:pPr>
         <w:pStyle w:val="Heading3"/>
@@ -3322,8 +3322,8 @@
         <w:t xml:space="preserve">. Si vous connaissez l'identifiant de la commande, vous pouvez vérifier l'état de la livraison.</w:t>
       </w:r>
     </w:p>
-    <w:bookmarkEnd w:id="52"/>
-    <w:bookmarkStart w:id="53" w:name="informations-de-suivi"/>
+    <w:bookmarkEnd w:id="41"/>
+    <w:bookmarkStart w:id="42" w:name="informations-de-suivi"/>
     <w:p>
       <w:pPr>
         <w:pStyle w:val="Heading3"/>
@@ -3442,8 +3442,8 @@
         </w:tc>
       </w:tr>
     </w:tbl>
-    <w:bookmarkEnd w:id="53"/>
-    <w:bookmarkStart w:id="54" w:name="endpoint-api-3"/>
+    <w:bookmarkEnd w:id="42"/>
+    <w:bookmarkStart w:id="43" w:name="endpoint-api-3"/>
     <w:p>
       <w:pPr>
         <w:pStyle w:val="Heading3"/>
@@ -3488,9 +3488,9 @@
         </w:pict>
       </w:r>
     </w:p>
-    <w:bookmarkEnd w:id="54"/>
-    <w:bookmarkEnd w:id="55"/>
-    <w:bookmarkStart w:id="59" w:name="X6991f33aa97af8b3c73a5bc3e4e95d9a2974c24"/>
+    <w:bookmarkEnd w:id="43"/>
+    <w:bookmarkEnd w:id="44"/>
+    <w:bookmarkStart w:id="48" w:name="X6991f33aa97af8b3c73a5bc3e4e95d9a2974c24"/>
     <w:p>
       <w:pPr>
         <w:pStyle w:val="Heading2"/>
@@ -3499,7 +3499,7 @@
         <w:t xml:space="preserve">10. Consulter les avis vendeurs</w:t>
       </w:r>
     </w:p>
-    <w:bookmarkStart w:id="56" w:name="accès-public"/>
+    <w:bookmarkStart w:id="45" w:name="accès-public"/>
     <w:p>
       <w:pPr>
         <w:pStyle w:val="Heading3"/>
@@ -3532,8 +3532,8 @@
         <w:t xml:space="preserve">et consultables sans compte.</w:t>
       </w:r>
     </w:p>
-    <w:bookmarkEnd w:id="56"/>
-    <w:bookmarkStart w:id="57" w:name="informations-disponibles"/>
+    <w:bookmarkEnd w:id="45"/>
+    <w:bookmarkStart w:id="46" w:name="informations-disponibles"/>
     <w:p>
       <w:pPr>
         <w:pStyle w:val="Heading3"/>
@@ -3652,8 +3652,8 @@
         </w:tc>
       </w:tr>
     </w:tbl>
-    <w:bookmarkEnd w:id="57"/>
-    <w:bookmarkStart w:id="58" w:name="endpoint-api-4"/>
+    <w:bookmarkEnd w:id="46"/>
+    <w:bookmarkStart w:id="47" w:name="endpoint-api-4"/>
     <w:p>
       <w:pPr>
         <w:pStyle w:val="Heading3"/>
@@ -3698,9 +3698,9 @@
         </w:pict>
       </w:r>
     </w:p>
-    <w:bookmarkEnd w:id="58"/>
-    <w:bookmarkEnd w:id="59"/>
-    <w:bookmarkStart w:id="62" w:name="Xec9dd42cb620571337b3c6039a7b4100114a228"/>
+    <w:bookmarkEnd w:id="47"/>
+    <w:bookmarkEnd w:id="48"/>
+    <w:bookmarkStart w:id="51" w:name="Xec9dd42cb620571337b3c6039a7b4100114a228"/>
     <w:p>
       <w:pPr>
         <w:pStyle w:val="Heading2"/>
@@ -3709,7 +3709,7 @@
         <w:t xml:space="preserve">11. Consulter les avis livreurs</w:t>
       </w:r>
     </w:p>
-    <w:bookmarkStart w:id="60" w:name="accès-public-1"/>
+    <w:bookmarkStart w:id="49" w:name="accès-public-1"/>
     <w:p>
       <w:pPr>
         <w:pStyle w:val="Heading3"/>
@@ -3739,8 +3739,8 @@
         <w:t xml:space="preserve">.</w:t>
       </w:r>
     </w:p>
-    <w:bookmarkEnd w:id="60"/>
-    <w:bookmarkStart w:id="61" w:name="endpoint-api-5"/>
+    <w:bookmarkEnd w:id="49"/>
+    <w:bookmarkStart w:id="50" w:name="endpoint-api-5"/>
     <w:p>
       <w:pPr>
         <w:pStyle w:val="Heading3"/>
@@ -3785,9 +3785,9 @@
         </w:pict>
       </w:r>
     </w:p>
-    <w:bookmarkEnd w:id="61"/>
-    <w:bookmarkEnd w:id="62"/>
-    <w:bookmarkStart w:id="68" w:name="X16580666f60598666d9bf7dbc824d5ccd130bcf"/>
+    <w:bookmarkEnd w:id="50"/>
+    <w:bookmarkEnd w:id="51"/>
+    <w:bookmarkStart w:id="57" w:name="X16580666f60598666d9bf7dbc824d5ccd130bcf"/>
     <w:p>
       <w:pPr>
         <w:pStyle w:val="Heading2"/>
@@ -3796,7 +3796,7 @@
         <w:t xml:space="preserve">12. API publiques : catalogue et recherche</w:t>
       </w:r>
     </w:p>
-    <w:bookmarkStart w:id="63" w:name="architecture-importante"/>
+    <w:bookmarkStart w:id="52" w:name="architecture-importante"/>
     <w:p>
       <w:pPr>
         <w:pStyle w:val="Heading3"/>
@@ -3899,8 +3899,8 @@
         <w:t xml:space="preserve">Cela signifie qu'un développeur ou une application tierce peut interroger le catalogue Pièces sans authentification.</w:t>
       </w:r>
     </w:p>
-    <w:bookmarkEnd w:id="63"/>
-    <w:bookmarkStart w:id="64" w:name="endpoints-catalogue-publics"/>
+    <w:bookmarkEnd w:id="52"/>
+    <w:bookmarkStart w:id="53" w:name="endpoints-catalogue-publics"/>
     <w:p>
       <w:pPr>
         <w:pStyle w:val="Heading3"/>
@@ -4109,8 +4109,8 @@
         </w:tc>
       </w:tr>
     </w:tbl>
-    <w:bookmarkEnd w:id="64"/>
-    <w:bookmarkStart w:id="65" w:name="exemple--rechercher-des-pièces"/>
+    <w:bookmarkEnd w:id="53"/>
+    <w:bookmarkStart w:id="54" w:name="exemple--rechercher-des-pièces"/>
     <w:p>
       <w:pPr>
         <w:pStyle w:val="Heading3"/>
@@ -4304,8 +4304,8 @@
         <w:t xml:space="preserve">}</w:t>
       </w:r>
     </w:p>
-    <w:bookmarkEnd w:id="65"/>
-    <w:bookmarkStart w:id="66" w:name="exemple--parcourir-par-véhicule"/>
+    <w:bookmarkEnd w:id="54"/>
+    <w:bookmarkStart w:id="55" w:name="exemple--parcourir-par-véhicule"/>
     <w:p>
       <w:pPr>
         <w:pStyle w:val="Heading3"/>
@@ -4337,8 +4337,8 @@
         <w:t xml:space="preserve">→ Retourne toutes les pièces moteur compatibles Toyota Corolla 2017</w:t>
       </w:r>
     </w:p>
-    <w:bookmarkEnd w:id="66"/>
-    <w:bookmarkStart w:id="67" w:name="fonctionnalités-de-recherche"/>
+    <w:bookmarkEnd w:id="55"/>
+    <w:bookmarkStart w:id="56" w:name="fonctionnalités-de-recherche"/>
     <w:p>
       <w:pPr>
         <w:pStyle w:val="Heading3"/>
@@ -4515,9 +4515,9 @@
         </w:pict>
       </w:r>
     </w:p>
-    <w:bookmarkEnd w:id="67"/>
-    <w:bookmarkEnd w:id="68"/>
-    <w:bookmarkStart w:id="72" w:name="X8be7c95a892527868f79c3d4c83ddca1f7ab5f8"/>
+    <w:bookmarkEnd w:id="56"/>
+    <w:bookmarkEnd w:id="57"/>
+    <w:bookmarkStart w:id="61" w:name="X8be7c95a892527868f79c3d4c83ddca1f7ab5f8"/>
     <w:p>
       <w:pPr>
         <w:pStyle w:val="Heading2"/>
@@ -4526,7 +4526,7 @@
         <w:t xml:space="preserve">13. API publique : identification photo IA</w:t>
       </w:r>
     </w:p>
-    <w:bookmarkStart w:id="69" w:name="identification-de-pièce-par-photo"/>
+    <w:bookmarkStart w:id="58" w:name="identification-de-pièce-par-photo"/>
     <w:p>
       <w:pPr>
         <w:pStyle w:val="Heading3"/>
@@ -4592,8 +4592,8 @@
         <w:t xml:space="preserve">nécessite une connexion, mais l'API elle-même est accessible sans compte.</w:t>
       </w:r>
     </w:p>
-    <w:bookmarkEnd w:id="69"/>
-    <w:bookmarkStart w:id="70" w:name="comment-utiliser-lapi"/>
+    <w:bookmarkEnd w:id="58"/>
+    <w:bookmarkStart w:id="59" w:name="comment-utiliser-lapi"/>
     <w:p>
       <w:pPr>
         <w:pStyle w:val="Heading3"/>
@@ -4895,8 +4895,8 @@
         <w:t xml:space="preserve">}</w:t>
       </w:r>
     </w:p>
-    <w:bookmarkEnd w:id="70"/>
-    <w:bookmarkStart w:id="71" w:name="désambiguïsation"/>
+    <w:bookmarkEnd w:id="59"/>
+    <w:bookmarkStart w:id="60" w:name="désambiguïsation"/>
     <w:p>
       <w:pPr>
         <w:pStyle w:val="Heading3"/>
@@ -4949,9 +4949,9 @@
         </w:pict>
       </w:r>
     </w:p>
-    <w:bookmarkEnd w:id="71"/>
-    <w:bookmarkEnd w:id="72"/>
-    <w:bookmarkStart w:id="76" w:name="X27b8fd08ecaecc39cace1c90b60c13e97925a2b"/>
+    <w:bookmarkEnd w:id="60"/>
+    <w:bookmarkEnd w:id="61"/>
+    <w:bookmarkStart w:id="65" w:name="X27b8fd08ecaecc39cace1c90b60c13e97925a2b"/>
     <w:p>
       <w:pPr>
         <w:pStyle w:val="Heading2"/>
@@ -4960,7 +4960,7 @@
         <w:t xml:space="preserve">14. API publique : décodage VIN</w:t>
       </w:r>
     </w:p>
-    <w:bookmarkStart w:id="73" w:name="décoder-un-numéro-vin"/>
+    <w:bookmarkStart w:id="62" w:name="décoder-un-numéro-vin"/>
     <w:p>
       <w:pPr>
         <w:pStyle w:val="Heading3"/>
@@ -5023,8 +5023,8 @@
         <w:t xml:space="preserve">nécessite une connexion, mais l'API elle-même est accessible sans compte.</w:t>
       </w:r>
     </w:p>
-    <w:bookmarkEnd w:id="73"/>
-    <w:bookmarkStart w:id="74" w:name="comment-utiliser-lapi-1"/>
+    <w:bookmarkEnd w:id="62"/>
+    <w:bookmarkStart w:id="63" w:name="comment-utiliser-lapi-1"/>
     <w:p>
       <w:pPr>
         <w:pStyle w:val="Heading3"/>
@@ -5167,8 +5167,8 @@
         <w:t xml:space="preserve">}</w:t>
       </w:r>
     </w:p>
-    <w:bookmarkEnd w:id="74"/>
-    <w:bookmarkStart w:id="75" w:name="fournisseur"/>
+    <w:bookmarkEnd w:id="63"/>
+    <w:bookmarkStart w:id="64" w:name="fournisseur"/>
     <w:p>
       <w:pPr>
         <w:pStyle w:val="Heading3"/>
@@ -5226,9 +5226,9 @@
         </w:pict>
       </w:r>
     </w:p>
-    <w:bookmarkEnd w:id="75"/>
-    <w:bookmarkEnd w:id="76"/>
-    <w:bookmarkStart w:id="82" w:name="X8a82fe4cc2d934475c86365d1385c3c8bb3a667"/>
+    <w:bookmarkEnd w:id="64"/>
+    <w:bookmarkEnd w:id="65"/>
+    <w:bookmarkStart w:id="71" w:name="X8a82fe4cc2d934475c86365d1385c3c8bb3a667"/>
     <w:p>
       <w:pPr>
         <w:pStyle w:val="Heading2"/>
@@ -5237,7 +5237,7 @@
         <w:t xml:space="preserve">15. PWA et installation</w:t>
       </w:r>
     </w:p>
-    <w:bookmarkStart w:id="77" w:name="quest-ce-quune-pwa-"/>
+    <w:bookmarkStart w:id="66" w:name="quest-ce-quune-pwa-"/>
     <w:p>
       <w:pPr>
         <w:pStyle w:val="Heading3"/>
@@ -5270,8 +5270,8 @@
         <w:t xml:space="preserve">(PWA), une application web qui peut s'installer sur votre téléphone comme une application native.</w:t>
       </w:r>
     </w:p>
-    <w:bookmarkEnd w:id="77"/>
-    <w:bookmarkStart w:id="78" w:name="informations-de-lapplication"/>
+    <w:bookmarkEnd w:id="66"/>
+    <w:bookmarkStart w:id="67" w:name="informations-de-lapplication"/>
     <w:p>
       <w:pPr>
         <w:pStyle w:val="Heading3"/>
@@ -5441,8 +5441,8 @@
         </w:tc>
       </w:tr>
     </w:tbl>
-    <w:bookmarkEnd w:id="78"/>
-    <w:bookmarkStart w:id="79" w:name="comment-installer"/>
+    <w:bookmarkEnd w:id="67"/>
+    <w:bookmarkStart w:id="68" w:name="comment-installer"/>
     <w:p>
       <w:pPr>
         <w:pStyle w:val="Heading3"/>
@@ -5563,8 +5563,8 @@
         <w:t xml:space="preserve">Lancez-la comme n'importe quelle application</w:t>
       </w:r>
     </w:p>
-    <w:bookmarkEnd w:id="79"/>
-    <w:bookmarkStart w:id="80" w:name="service-worker"/>
+    <w:bookmarkEnd w:id="68"/>
+    <w:bookmarkStart w:id="69" w:name="service-worker"/>
     <w:p>
       <w:pPr>
         <w:pStyle w:val="Heading3"/>
@@ -5633,8 +5633,8 @@
         <w:t xml:space="preserve">Active le préchargement de navigation pour des transitions fluides</w:t>
       </w:r>
     </w:p>
-    <w:bookmarkEnd w:id="80"/>
-    <w:bookmarkStart w:id="81" w:name="installer-sans-compte"/>
+    <w:bookmarkEnd w:id="69"/>
+    <w:bookmarkStart w:id="70" w:name="installer-sans-compte"/>
     <w:p>
       <w:pPr>
         <w:pStyle w:val="Heading3"/>
@@ -5671,9 +5671,9 @@
         </w:pict>
       </w:r>
     </w:p>
-    <w:bookmarkEnd w:id="81"/>
-    <w:bookmarkEnd w:id="82"/>
-    <w:bookmarkStart w:id="87" w:name="Xdc070da0920ea121497a2b5419deffb98517a6a"/>
+    <w:bookmarkEnd w:id="70"/>
+    <w:bookmarkEnd w:id="71"/>
+    <w:bookmarkStart w:id="76" w:name="Xdc070da0920ea121497a2b5419deffb98517a6a"/>
     <w:p>
       <w:pPr>
         <w:pStyle w:val="Heading2"/>
@@ -5682,7 +5682,7 @@
         <w:t xml:space="preserve">16. Architecture : pages publiques vs protégées</w:t>
       </w:r>
     </w:p>
-    <w:bookmarkStart w:id="83" w:name="comment-fonctionne-la-protection"/>
+    <w:bookmarkStart w:id="72" w:name="comment-fonctionne-la-protection"/>
     <w:p>
       <w:pPr>
         <w:pStyle w:val="Heading3"/>
@@ -5800,8 +5800,8 @@
         <w:t xml:space="preserve"> autorisé  vers /login</w:t>
       </w:r>
     </w:p>
-    <w:bookmarkEnd w:id="83"/>
-    <w:bookmarkStart w:id="84" w:name="pages-publiques-interface-web"/>
+    <w:bookmarkEnd w:id="72"/>
+    <w:bookmarkStart w:id="73" w:name="pages-publiques-interface-web"/>
     <w:p>
       <w:pPr>
         <w:pStyle w:val="Heading3"/>
@@ -6012,8 +6012,8 @@
         </w:tc>
       </w:tr>
     </w:tbl>
-    <w:bookmarkEnd w:id="84"/>
-    <w:bookmarkStart w:id="85" w:name="pages-protégées-nécessitent-un-compte"/>
+    <w:bookmarkEnd w:id="73"/>
+    <w:bookmarkStart w:id="74" w:name="pages-protégées-nécessitent-un-compte"/>
     <w:p>
       <w:pPr>
         <w:pStyle w:val="Heading3"/>
@@ -6452,8 +6452,8 @@
         </w:tc>
       </w:tr>
     </w:tbl>
-    <w:bookmarkEnd w:id="85"/>
-    <w:bookmarkStart w:id="86" w:name="particularité-architecturale"/>
+    <w:bookmarkEnd w:id="74"/>
+    <w:bookmarkStart w:id="75" w:name="particularité-architecturale"/>
     <w:p>
       <w:pPr>
         <w:pStyle w:val="Heading3"/>
@@ -6793,9 +6793,9 @@
         </w:pict>
       </w:r>
     </w:p>
-    <w:bookmarkEnd w:id="86"/>
-    <w:bookmarkEnd w:id="87"/>
-    <w:bookmarkStart w:id="91" w:name="X7445fd43881d7bccbb8556881a0a0b5a813de1a"/>
+    <w:bookmarkEnd w:id="75"/>
+    <w:bookmarkEnd w:id="76"/>
+    <w:bookmarkStart w:id="80" w:name="X7445fd43881d7bccbb8556881a0a0b5a813de1a"/>
     <w:p>
       <w:pPr>
         <w:pStyle w:val="Heading2"/>
@@ -6804,7 +6804,7 @@
         <w:t xml:space="preserve">17. Créer un compte</w:t>
       </w:r>
     </w:p>
-    <w:bookmarkStart w:id="88" w:name="pourquoi-créer-un-compte-"/>
+    <w:bookmarkStart w:id="77" w:name="pourquoi-créer-un-compte-"/>
     <w:p>
       <w:pPr>
         <w:pStyle w:val="Heading3"/>
@@ -7049,8 +7049,8 @@
         </w:tc>
       </w:tr>
     </w:tbl>
-    <w:bookmarkEnd w:id="88"/>
-    <w:bookmarkStart w:id="89" w:name="inscription-gratuite-en-2-minutes"/>
+    <w:bookmarkEnd w:id="77"/>
+    <w:bookmarkStart w:id="78" w:name="inscription-gratuite-en-2-minutes"/>
     <w:p>
       <w:pPr>
         <w:pStyle w:val="Heading3"/>
@@ -7158,8 +7158,8 @@
         <w:t xml:space="preserve">. Aucun email, mot de passe, ou vérification d'identité n'est nécessaire pour commencer à utiliser Pièces.</w:t>
       </w:r>
     </w:p>
-    <w:bookmarkEnd w:id="89"/>
-    <w:bookmarkStart w:id="90" w:name="rôle-par-défaut"/>
+    <w:bookmarkEnd w:id="78"/>
+    <w:bookmarkStart w:id="79" w:name="rôle-par-défaut"/>
     <w:p>
       <w:pPr>
         <w:pStyle w:val="Heading3"/>
@@ -7244,9 +7244,9 @@
         </w:pict>
       </w:r>
     </w:p>
-    <w:bookmarkEnd w:id="90"/>
-    <w:bookmarkEnd w:id="91"/>
-    <w:bookmarkStart w:id="94" w:name="Xbcc05a4c3cdc62679645691a6e47ba7a6ed8e10"/>
+    <w:bookmarkEnd w:id="79"/>
+    <w:bookmarkEnd w:id="80"/>
+    <w:bookmarkStart w:id="83" w:name="Xbcc05a4c3cdc62679645691a6e47ba7a6ed8e10"/>
     <w:p>
       <w:pPr>
         <w:pStyle w:val="Heading2"/>
@@ -7255,7 +7255,7 @@
         <w:t xml:space="preserve">18. Ce que vous ne pouvez PAS faire sans compte</w:t>
       </w:r>
     </w:p>
-    <w:bookmarkStart w:id="92" w:name="fonctionnalités-nécessitant-un-compte"/>
+    <w:bookmarkStart w:id="81" w:name="fonctionnalités-nécessitant-un-compte"/>
     <w:p>
       <w:pPr>
         <w:pStyle w:val="Heading3"/>
@@ -7664,8 +7664,8 @@
         </w:tc>
       </w:tr>
     </w:tbl>
-    <w:bookmarkEnd w:id="92"/>
-    <w:bookmarkStart w:id="93" w:name="X896dd8bd4f38745a8b5a1e0c136e839cd77173f"/>
+    <w:bookmarkEnd w:id="81"/>
+    <w:bookmarkStart w:id="82" w:name="X896dd8bd4f38745a8b5a1e0c136e839cd77173f"/>
     <w:p>
       <w:pPr>
         <w:pStyle w:val="Heading3"/>
@@ -7815,9 +7815,9 @@
         </w:pict>
       </w:r>
     </w:p>
-    <w:bookmarkEnd w:id="93"/>
-    <w:bookmarkEnd w:id="94"/>
-    <w:bookmarkStart w:id="98" w:name="X3ebae5ba4bc130c136b3efe72a94bbef1712844"/>
+    <w:bookmarkEnd w:id="82"/>
+    <w:bookmarkEnd w:id="83"/>
+    <w:bookmarkStart w:id="87" w:name="X3ebae5ba4bc130c136b3efe72a94bbef1712844"/>
     <w:p>
       <w:pPr>
         <w:pStyle w:val="Heading2"/>
@@ -7826,7 +7826,7 @@
         <w:t xml:space="preserve">19. Référence rapide</w:t>
       </w:r>
     </w:p>
-    <w:bookmarkStart w:id="95" w:name="pages-accessibles-sans-compte"/>
+    <w:bookmarkStart w:id="84" w:name="pages-accessibles-sans-compte"/>
     <w:p>
       <w:pPr>
         <w:pStyle w:val="Heading3"/>
@@ -8037,8 +8037,8 @@
         </w:tc>
       </w:tr>
     </w:tbl>
-    <w:bookmarkEnd w:id="95"/>
-    <w:bookmarkStart w:id="96" w:name="api-publiques-aucune-authentification"/>
+    <w:bookmarkEnd w:id="84"/>
+    <w:bookmarkStart w:id="85" w:name="api-publiques-aucune-authentification"/>
     <w:p>
       <w:pPr>
         <w:pStyle w:val="Heading3"/>
@@ -8743,8 +8743,8 @@
         </w:tc>
       </w:tr>
     </w:tbl>
-    <w:bookmarkEnd w:id="96"/>
-    <w:bookmarkStart w:id="97" w:name="limites-visiteur"/>
+    <w:bookmarkEnd w:id="85"/>
+    <w:bookmarkStart w:id="86" w:name="limites-visiteur"/>
     <w:p>
       <w:pPr>
         <w:pStyle w:val="Heading3"/>
@@ -8918,467 +8918,471 @@
         </w:pict>
       </w:r>
     </w:p>
+    <w:bookmarkEnd w:id="86"/>
+    <w:bookmarkEnd w:id="87"/>
+    <w:bookmarkStart w:id="98" w:name="X630e9d696987a9ea501e52c9639fba84b4e02d0"/>
+    <w:p>
+      <w:pPr>
+        <w:pStyle w:val="Heading2"/>
+      </w:pPr>
+      <w:r>
+        <w:t xml:space="preserve">20. FAQ visiteur</w:t>
+      </w:r>
+    </w:p>
+    <w:bookmarkStart w:id="88" w:name="X8b8008063f0c4039a5fa1fe228a9892bad5b56b"/>
+    <w:p>
+      <w:pPr>
+        <w:pStyle w:val="Heading3"/>
+      </w:pPr>
+      <w:r>
+        <w:t xml:space="preserve">Q : Dois-je créer un compte pour acheter une pièce ?</w:t>
+      </w:r>
+    </w:p>
+    <w:p>
+      <w:pPr>
+        <w:pStyle w:val="FirstParagraph"/>
+      </w:pPr>
+      <w:r>
+        <w:rPr>
+          <w:b/>
+          <w:bCs/>
+        </w:rPr>
+        <w:t xml:space="preserve">R :</w:t>
+      </w:r>
+      <w:r>
+        <w:t xml:space="preserve"> </w:t>
+      </w:r>
+      <w:r>
+        <w:t xml:space="preserve">Non, si votre mécanicien vous envoie un</w:t>
+      </w:r>
+      <w:r>
+        <w:t xml:space="preserve"> </w:t>
+      </w:r>
+      <w:r>
+        <w:rPr>
+          <w:b/>
+          <w:bCs/>
+        </w:rPr>
+        <w:t xml:space="preserve">lien de paiement</w:t>
+      </w:r>
+      <w:r>
+        <w:t xml:space="preserve">, vous pouvez payer directement sans compte. Cependant, si vous souhaitez chercher et commander des pièces vous-même, vous devez créer un compte gratuit.</w:t>
+      </w:r>
+    </w:p>
+    <w:bookmarkEnd w:id="88"/>
+    <w:bookmarkStart w:id="89" w:name="q--le-lien-de-paiement-est-il-sécurisé-"/>
+    <w:p>
+      <w:pPr>
+        <w:pStyle w:val="Heading3"/>
+      </w:pPr>
+      <w:r>
+        <w:t xml:space="preserve">Q : Le lien de paiement est-il sécurisé ?</w:t>
+      </w:r>
+    </w:p>
+    <w:p>
+      <w:pPr>
+        <w:pStyle w:val="FirstParagraph"/>
+      </w:pPr>
+      <w:r>
+        <w:rPr>
+          <w:b/>
+          <w:bCs/>
+        </w:rPr>
+        <w:t xml:space="preserve">R :</w:t>
+      </w:r>
+      <w:r>
+        <w:t xml:space="preserve"> </w:t>
+      </w:r>
+      <w:r>
+        <w:t xml:space="preserve">Oui. Le lien utilise un</w:t>
+      </w:r>
+      <w:r>
+        <w:t xml:space="preserve"> </w:t>
+      </w:r>
+      <w:r>
+        <w:rPr>
+          <w:b/>
+          <w:bCs/>
+        </w:rPr>
+        <w:t xml:space="preserve">token unique</w:t>
+      </w:r>
+      <w:r>
+        <w:t xml:space="preserve"> </w:t>
+      </w:r>
+      <w:r>
+        <w:t xml:space="preserve">(shareToken) impossible à deviner. De plus, votre paiement est protégé par le système</w:t>
+      </w:r>
+      <w:r>
+        <w:t xml:space="preserve"> </w:t>
+      </w:r>
+      <w:r>
+        <w:rPr>
+          <w:b/>
+          <w:bCs/>
+        </w:rPr>
+        <w:t xml:space="preserve">escrow</w:t>
+      </w:r>
+      <w:r>
+        <w:t xml:space="preserve"> </w:t>
+      </w:r>
+      <w:r>
+        <w:t xml:space="preserve">qui bloque les fonds jusqu'à la livraison.</w:t>
+      </w:r>
+    </w:p>
+    <w:bookmarkEnd w:id="89"/>
+    <w:bookmarkStart w:id="90" w:name="Xf3542e55b4f25699dda70f936099abe37557132"/>
+    <w:p>
+      <w:pPr>
+        <w:pStyle w:val="Heading3"/>
+      </w:pPr>
+      <w:r>
+        <w:t xml:space="preserve">Q : Puis-je voir le catalogue sans créer de compte ?</w:t>
+      </w:r>
+    </w:p>
+    <w:p>
+      <w:pPr>
+        <w:pStyle w:val="FirstParagraph"/>
+      </w:pPr>
+      <w:r>
+        <w:rPr>
+          <w:b/>
+          <w:bCs/>
+        </w:rPr>
+        <w:t xml:space="preserve">R :</w:t>
+      </w:r>
+      <w:r>
+        <w:t xml:space="preserve"> </w:t>
+      </w:r>
+      <w:r>
+        <w:t xml:space="preserve">L'interface web nécessite une connexion pour parcourir le catalogue. Cependant, les</w:t>
+      </w:r>
+      <w:r>
+        <w:t xml:space="preserve"> </w:t>
+      </w:r>
+      <w:r>
+        <w:rPr>
+          <w:b/>
+          <w:bCs/>
+        </w:rPr>
+        <w:t xml:space="preserve">API sont publiques</w:t>
+      </w:r>
+      <w:r>
+        <w:t xml:space="preserve"> </w:t>
+      </w:r>
+      <w:r>
+        <w:t xml:space="preserve">: un développeur peut interroger le catalogue sans authentification. Pour un utilisateur standard, l'inscription est gratuite et prend moins de 2 minutes.</w:t>
+      </w:r>
+    </w:p>
+    <w:bookmarkEnd w:id="90"/>
+    <w:bookmarkStart w:id="91" w:name="Xc170744bdb51a2832c6f6baab320da95948e6f7"/>
+    <w:p>
+      <w:pPr>
+        <w:pStyle w:val="Heading3"/>
+      </w:pPr>
+      <w:r>
+        <w:t xml:space="preserve">Q : Comment fonctionne le paiement sans compte ?</w:t>
+      </w:r>
+    </w:p>
+    <w:p>
+      <w:pPr>
+        <w:pStyle w:val="FirstParagraph"/>
+      </w:pPr>
+      <w:r>
+        <w:rPr>
+          <w:b/>
+          <w:bCs/>
+        </w:rPr>
+        <w:t xml:space="preserve">R :</w:t>
+      </w:r>
+      <w:r>
+        <w:t xml:space="preserve"> </w:t>
+      </w:r>
+      <w:r>
+        <w:t xml:space="preserve">Vous recevez un lien de votre mécanicien. En l'ouvrant, vous voyez le détail de la commande et pouvez choisir parmi 4 méthodes de paiement : Orange Money, MTN MoMo, Wave ou espèces à la livraison (si total ≤ 75 000 FCFA).</w:t>
+      </w:r>
+    </w:p>
+    <w:bookmarkEnd w:id="91"/>
+    <w:bookmarkStart w:id="92" w:name="Xf97dc77e7ec86a62a5aa0a512e301a199e71d3f"/>
+    <w:p>
+      <w:pPr>
+        <w:pStyle w:val="Heading3"/>
+      </w:pPr>
+      <w:r>
+        <w:t xml:space="preserve">Q : Puis-je suivre ma livraison sans compte ?</w:t>
+      </w:r>
+    </w:p>
+    <w:p>
+      <w:pPr>
+        <w:pStyle w:val="FirstParagraph"/>
+      </w:pPr>
+      <w:r>
+        <w:rPr>
+          <w:b/>
+          <w:bCs/>
+        </w:rPr>
+        <w:t xml:space="preserve">R :</w:t>
+      </w:r>
+      <w:r>
+        <w:t xml:space="preserve"> </w:t>
+      </w:r>
+      <w:r>
+        <w:t xml:space="preserve">Oui. Le suivi de livraison est accessible via l'API publique avec l'identifiant de votre commande. Votre mécanicien peut aussi vous partager les mises à jour.</w:t>
+      </w:r>
+    </w:p>
+    <w:bookmarkEnd w:id="92"/>
+    <w:bookmarkStart w:id="93" w:name="X8fdb92e80c2afdffd0bf53be4ae6948d0e98b4e"/>
+    <w:p>
+      <w:pPr>
+        <w:pStyle w:val="Heading3"/>
+      </w:pPr>
+      <w:r>
+        <w:t xml:space="preserve">Q : Que se passe-t-il si la pièce est défectueuse ?</w:t>
+      </w:r>
+    </w:p>
+    <w:p>
+      <w:pPr>
+        <w:pStyle w:val="FirstParagraph"/>
+      </w:pPr>
+      <w:r>
+        <w:rPr>
+          <w:b/>
+          <w:bCs/>
+        </w:rPr>
+        <w:t xml:space="preserve">R :</w:t>
+      </w:r>
+      <w:r>
+        <w:t xml:space="preserve"> </w:t>
+      </w:r>
+      <w:r>
+        <w:t xml:space="preserve">Si vous avez payé via un lien partagé sans compte, vous pouvez tout de même bénéficier de la garantie vendeur (</w:t>
+      </w:r>
+      <w:r>
+        <w:rPr>
+          <w:b/>
+          <w:bCs/>
+        </w:rPr>
+        <w:t xml:space="preserve">RETURN_48H</w:t>
+      </w:r>
+      <w:r>
+        <w:t xml:space="preserve"> </w:t>
+      </w:r>
+      <w:r>
+        <w:t xml:space="preserve">: retour sous 48h,</w:t>
+      </w:r>
+      <w:r>
+        <w:t xml:space="preserve"> </w:t>
+      </w:r>
+      <w:r>
+        <w:rPr>
+          <w:b/>
+          <w:bCs/>
+        </w:rPr>
+        <w:t xml:space="preserve">WARRANTY_30D</w:t>
+      </w:r>
+      <w:r>
+        <w:t xml:space="preserve"> </w:t>
+      </w:r>
+      <w:r>
+        <w:t xml:space="preserve">: garantie 30 jours). Pour ouvrir un litige formel dans l'application, vous devrez créer un compte. Contactez votre mécanicien ou le support Pièces en attendant.</w:t>
+      </w:r>
+    </w:p>
+    <w:bookmarkEnd w:id="93"/>
+    <w:bookmarkStart w:id="94" w:name="Xebfffd4ed43510f0e932a085461183c5284a485"/>
+    <w:p>
+      <w:pPr>
+        <w:pStyle w:val="Heading3"/>
+      </w:pPr>
+      <w:r>
+        <w:t xml:space="preserve">Q : Mes données sont-elles protégées sans compte ?</w:t>
+      </w:r>
+    </w:p>
+    <w:p>
+      <w:pPr>
+        <w:pStyle w:val="FirstParagraph"/>
+      </w:pPr>
+      <w:r>
+        <w:rPr>
+          <w:b/>
+          <w:bCs/>
+        </w:rPr>
+        <w:t xml:space="preserve">R :</w:t>
+      </w:r>
+      <w:r>
+        <w:t xml:space="preserve"> </w:t>
+      </w:r>
+      <w:r>
+        <w:t xml:space="preserve">Oui. Pièces respecte la</w:t>
+      </w:r>
+      <w:r>
+        <w:t xml:space="preserve"> </w:t>
+      </w:r>
+      <w:r>
+        <w:rPr>
+          <w:b/>
+          <w:bCs/>
+        </w:rPr>
+        <w:t xml:space="preserve">Loi ARTCI n°2013-450</w:t>
+      </w:r>
+      <w:r>
+        <w:t xml:space="preserve">. Les paiements transitent par</w:t>
+      </w:r>
+      <w:r>
+        <w:t xml:space="preserve"> </w:t>
+      </w:r>
+      <w:r>
+        <w:rPr>
+          <w:b/>
+          <w:bCs/>
+        </w:rPr>
+        <w:t xml:space="preserve">CinetPay</w:t>
+      </w:r>
+      <w:r>
+        <w:t xml:space="preserve"> </w:t>
+      </w:r>
+      <w:r>
+        <w:t xml:space="preserve">(opérateur agréé). Aucune donnée de carte bancaire n'est stockée par Pièces. Le paiement par Mobile Money utilise votre propre application (Orange Money, MTN, Wave).</w:t>
+      </w:r>
+    </w:p>
+    <w:bookmarkEnd w:id="94"/>
+    <w:bookmarkStart w:id="95" w:name="Xc9498858c4509614877a711a993be6b530f3518"/>
+    <w:p>
+      <w:pPr>
+        <w:pStyle w:val="Heading3"/>
+      </w:pPr>
+      <w:r>
+        <w:t xml:space="preserve">Q : L'application fonctionne-t-elle sur mon téléphone ?</w:t>
+      </w:r>
+    </w:p>
+    <w:p>
+      <w:pPr>
+        <w:pStyle w:val="FirstParagraph"/>
+      </w:pPr>
+      <w:r>
+        <w:rPr>
+          <w:b/>
+          <w:bCs/>
+        </w:rPr>
+        <w:t xml:space="preserve">R :</w:t>
+      </w:r>
+      <w:r>
+        <w:t xml:space="preserve"> </w:t>
+      </w:r>
+      <w:r>
+        <w:t xml:space="preserve">Pièces est une</w:t>
+      </w:r>
+      <w:r>
+        <w:t xml:space="preserve"> </w:t>
+      </w:r>
+      <w:r>
+        <w:rPr>
+          <w:b/>
+          <w:bCs/>
+        </w:rPr>
+        <w:t xml:space="preserve">PWA</w:t>
+      </w:r>
+      <w:r>
+        <w:t xml:space="preserve"> </w:t>
+      </w:r>
+      <w:r>
+        <w:t xml:space="preserve">compatible avec tous les smartphones modernes (Android et iOS). Elle fonctionne directement dans votre navigateur web (Chrome, Safari, Firefox). Vous pouvez aussi l'installer sur votre écran d'accueil sans passer par le Play Store ou l'App Store.</w:t>
+      </w:r>
+    </w:p>
+    <w:bookmarkEnd w:id="95"/>
+    <w:bookmarkStart w:id="96" w:name="X7dd13db1187b2d28a54c915ef6f89f9e4c08962"/>
+    <w:p>
+      <w:pPr>
+        <w:pStyle w:val="Heading3"/>
+      </w:pPr>
+      <w:r>
+        <w:t xml:space="preserve">Q : Pourquoi le catalogue n'est-il pas visible sur la page d'accueil ?</w:t>
+      </w:r>
+    </w:p>
+    <w:p>
+      <w:pPr>
+        <w:pStyle w:val="FirstParagraph"/>
+      </w:pPr>
+      <w:r>
+        <w:rPr>
+          <w:b/>
+          <w:bCs/>
+        </w:rPr>
+        <w:t xml:space="preserve">R :</w:t>
+      </w:r>
+      <w:r>
+        <w:t xml:space="preserve"> </w:t>
+      </w:r>
+      <w:r>
+        <w:t xml:space="preserve">Pièces est conçu comme un</w:t>
+      </w:r>
+      <w:r>
+        <w:t xml:space="preserve"> </w:t>
+      </w:r>
+      <w:r>
+        <w:rPr>
+          <w:b/>
+          <w:bCs/>
+        </w:rPr>
+        <w:t xml:space="preserve">marketplace fermé</w:t>
+      </w:r>
+      <w:r>
+        <w:t xml:space="preserve"> </w:t>
+      </w:r>
+      <w:r>
+        <w:t xml:space="preserve">pour garantir la qualité des transactions. L'inscription gratuite permet de vérifier les utilisateurs et de protéger les acheteurs via le système escrow. Le flux de paiement par lien partagé est la solution pour les utilisateurs occasionnels qui ne souhaitent pas s'inscrire.</w:t>
+      </w:r>
+    </w:p>
+    <w:bookmarkEnd w:id="96"/>
+    <w:bookmarkStart w:id="97" w:name="q--comment-contacter-le-support-pièces-"/>
+    <w:p>
+      <w:pPr>
+        <w:pStyle w:val="Heading3"/>
+      </w:pPr>
+      <w:r>
+        <w:t xml:space="preserve">Q : Comment contacter le support Pièces ?</w:t>
+      </w:r>
+    </w:p>
+    <w:p>
+      <w:pPr>
+        <w:pStyle w:val="FirstParagraph"/>
+      </w:pPr>
+      <w:r>
+        <w:rPr>
+          <w:b/>
+          <w:bCs/>
+        </w:rPr>
+        <w:t xml:space="preserve">R :</w:t>
+      </w:r>
+      <w:r>
+        <w:t xml:space="preserve"> </w:t>
+      </w:r>
+      <w:r>
+        <w:t xml:space="preserve">Contactez le support via</w:t>
+      </w:r>
+      <w:r>
+        <w:t xml:space="preserve"> </w:t>
+      </w:r>
+      <w:r>
+        <w:rPr>
+          <w:b/>
+          <w:bCs/>
+        </w:rPr>
+        <w:t xml:space="preserve">WhatsApp</w:t>
+      </w:r>
+      <w:r>
+        <w:t xml:space="preserve"> </w:t>
+      </w:r>
+      <w:r>
+        <w:t xml:space="preserve">au numéro indiqué sur la page d'accueil, ou créez un compte pour accéder au système de litiges intégré.</w:t>
+      </w:r>
+    </w:p>
     <w:bookmarkEnd w:id="97"/>
     <w:bookmarkEnd w:id="98"/>
-    <w:bookmarkStart w:id="109" w:name="X630e9d696987a9ea501e52c9639fba84b4e02d0"/>
-    <w:p>
-      <w:pPr>
-        <w:pStyle w:val="Heading2"/>
-      </w:pPr>
-      <w:r>
-        <w:t xml:space="preserve">20. FAQ visiteur</w:t>
-      </w:r>
-    </w:p>
-    <w:bookmarkStart w:id="99" w:name="X8b8008063f0c4039a5fa1fe228a9892bad5b56b"/>
-    <w:p>
-      <w:pPr>
-        <w:pStyle w:val="Heading3"/>
-      </w:pPr>
-      <w:r>
-        <w:t xml:space="preserve">Q : Dois-je créer un compte pour acheter une pièce ?</w:t>
-      </w:r>
-    </w:p>
-    <w:p>
-      <w:pPr>
-        <w:pStyle w:val="FirstParagraph"/>
-      </w:pPr>
-      <w:r>
-        <w:rPr>
-          <w:b/>
-          <w:bCs/>
-        </w:rPr>
-        <w:t xml:space="preserve">R :</w:t>
-      </w:r>
-      <w:r>
-        <w:t xml:space="preserve"> </w:t>
-      </w:r>
-      <w:r>
-        <w:t xml:space="preserve">Non, si votre mécanicien vous envoie un</w:t>
-      </w:r>
-      <w:r>
-        <w:t xml:space="preserve"> </w:t>
-      </w:r>
-      <w:r>
-        <w:rPr>
-          <w:b/>
-          <w:bCs/>
-        </w:rPr>
-        <w:t xml:space="preserve">lien de paiement</w:t>
-      </w:r>
-      <w:r>
-        <w:t xml:space="preserve">, vous pouvez payer directement sans compte. Cependant, si vous souhaitez chercher et commander des pièces vous-même, vous devez créer un compte gratuit.</w:t>
-      </w:r>
-    </w:p>
     <w:bookmarkEnd w:id="99"/>
-    <w:bookmarkStart w:id="100" w:name="q--le-lien-de-paiement-est-il-sécurisé-"/>
-    <w:p>
-      <w:pPr>
-        <w:pStyle w:val="Heading3"/>
-      </w:pPr>
-      <w:r>
-        <w:t xml:space="preserve">Q : Le lien de paiement est-il sécurisé ?</w:t>
-      </w:r>
-    </w:p>
-    <w:p>
-      <w:pPr>
-        <w:pStyle w:val="FirstParagraph"/>
-      </w:pPr>
-      <w:r>
-        <w:rPr>
-          <w:b/>
-          <w:bCs/>
-        </w:rPr>
-        <w:t xml:space="preserve">R :</w:t>
-      </w:r>
-      <w:r>
-        <w:t xml:space="preserve"> </w:t>
-      </w:r>
-      <w:r>
-        <w:t xml:space="preserve">Oui. Le lien utilise un</w:t>
-      </w:r>
-      <w:r>
-        <w:t xml:space="preserve"> </w:t>
-      </w:r>
-      <w:r>
-        <w:rPr>
-          <w:b/>
-          <w:bCs/>
-        </w:rPr>
-        <w:t xml:space="preserve">token unique</w:t>
-      </w:r>
-      <w:r>
-        <w:t xml:space="preserve"> </w:t>
-      </w:r>
-      <w:r>
-        <w:t xml:space="preserve">(shareToken) impossible à deviner. De plus, votre paiement est protégé par le système</w:t>
-      </w:r>
-      <w:r>
-        <w:t xml:space="preserve"> </w:t>
-      </w:r>
-      <w:r>
-        <w:rPr>
-          <w:b/>
-          <w:bCs/>
-        </w:rPr>
-        <w:t xml:space="preserve">escrow</w:t>
-      </w:r>
-      <w:r>
-        <w:t xml:space="preserve"> </w:t>
-      </w:r>
-      <w:r>
-        <w:t xml:space="preserve">qui bloque les fonds jusqu'à la livraison.</w:t>
-      </w:r>
-    </w:p>
-    <w:bookmarkEnd w:id="100"/>
-    <w:bookmarkStart w:id="101" w:name="Xf3542e55b4f25699dda70f936099abe37557132"/>
-    <w:p>
-      <w:pPr>
-        <w:pStyle w:val="Heading3"/>
-      </w:pPr>
-      <w:r>
-        <w:t xml:space="preserve">Q : Puis-je voir le catalogue sans créer de compte ?</w:t>
-      </w:r>
-    </w:p>
-    <w:p>
-      <w:pPr>
-        <w:pStyle w:val="FirstParagraph"/>
-      </w:pPr>
-      <w:r>
-        <w:rPr>
-          <w:b/>
-          <w:bCs/>
-        </w:rPr>
-        <w:t xml:space="preserve">R :</w:t>
-      </w:r>
-      <w:r>
-        <w:t xml:space="preserve"> </w:t>
-      </w:r>
-      <w:r>
-        <w:t xml:space="preserve">L'interface web nécessite une connexion pour parcourir le catalogue. Cependant, les</w:t>
-      </w:r>
-      <w:r>
-        <w:t xml:space="preserve"> </w:t>
-      </w:r>
-      <w:r>
-        <w:rPr>
-          <w:b/>
-          <w:bCs/>
-        </w:rPr>
-        <w:t xml:space="preserve">API sont publiques</w:t>
-      </w:r>
-      <w:r>
-        <w:t xml:space="preserve"> </w:t>
-      </w:r>
-      <w:r>
-        <w:t xml:space="preserve">: un développeur peut interroger le catalogue sans authentification. Pour un utilisateur standard, l'inscription est gratuite et prend moins de 2 minutes.</w:t>
-      </w:r>
-    </w:p>
-    <w:bookmarkEnd w:id="101"/>
-    <w:bookmarkStart w:id="102" w:name="Xc170744bdb51a2832c6f6baab320da95948e6f7"/>
-    <w:p>
-      <w:pPr>
-        <w:pStyle w:val="Heading3"/>
-      </w:pPr>
-      <w:r>
-        <w:t xml:space="preserve">Q : Comment fonctionne le paiement sans compte ?</w:t>
-      </w:r>
-    </w:p>
-    <w:p>
-      <w:pPr>
-        <w:pStyle w:val="FirstParagraph"/>
-      </w:pPr>
-      <w:r>
-        <w:rPr>
-          <w:b/>
-          <w:bCs/>
-        </w:rPr>
-        <w:t xml:space="preserve">R :</w:t>
-      </w:r>
-      <w:r>
-        <w:t xml:space="preserve"> </w:t>
-      </w:r>
-      <w:r>
-        <w:t xml:space="preserve">Vous recevez un lien de votre mécanicien. En l'ouvrant, vous voyez le détail de la commande et pouvez choisir parmi 4 méthodes de paiement : Orange Money, MTN MoMo, Wave ou espèces à la livraison (si total ≤ 75 000 FCFA).</w:t>
-      </w:r>
-    </w:p>
-    <w:bookmarkEnd w:id="102"/>
-    <w:bookmarkStart w:id="103" w:name="Xf97dc77e7ec86a62a5aa0a512e301a199e71d3f"/>
-    <w:p>
-      <w:pPr>
-        <w:pStyle w:val="Heading3"/>
-      </w:pPr>
-      <w:r>
-        <w:t xml:space="preserve">Q : Puis-je suivre ma livraison sans compte ?</w:t>
-      </w:r>
-    </w:p>
-    <w:p>
-      <w:pPr>
-        <w:pStyle w:val="FirstParagraph"/>
-      </w:pPr>
-      <w:r>
-        <w:rPr>
-          <w:b/>
-          <w:bCs/>
-        </w:rPr>
-        <w:t xml:space="preserve">R :</w:t>
-      </w:r>
-      <w:r>
-        <w:t xml:space="preserve"> </w:t>
-      </w:r>
-      <w:r>
-        <w:t xml:space="preserve">Oui. Le suivi de livraison est accessible via l'API publique avec l'identifiant de votre commande. Votre mécanicien peut aussi vous partager les mises à jour.</w:t>
-      </w:r>
-    </w:p>
-    <w:bookmarkEnd w:id="103"/>
-    <w:bookmarkStart w:id="104" w:name="X8fdb92e80c2afdffd0bf53be4ae6948d0e98b4e"/>
-    <w:p>
-      <w:pPr>
-        <w:pStyle w:val="Heading3"/>
-      </w:pPr>
-      <w:r>
-        <w:t xml:space="preserve">Q : Que se passe-t-il si la pièce est défectueuse ?</w:t>
-      </w:r>
-    </w:p>
-    <w:p>
-      <w:pPr>
-        <w:pStyle w:val="FirstParagraph"/>
-      </w:pPr>
-      <w:r>
-        <w:rPr>
-          <w:b/>
-          <w:bCs/>
-        </w:rPr>
-        <w:t xml:space="preserve">R :</w:t>
-      </w:r>
-      <w:r>
-        <w:t xml:space="preserve"> </w:t>
-      </w:r>
-      <w:r>
-        <w:t xml:space="preserve">Si vous avez payé via un lien partagé sans compte, vous pouvez tout de même bénéficier de la garantie vendeur (</w:t>
-      </w:r>
-      <w:r>
-        <w:rPr>
-          <w:b/>
-          <w:bCs/>
-        </w:rPr>
-        <w:t xml:space="preserve">RETURN_48H</w:t>
-      </w:r>
-      <w:r>
-        <w:t xml:space="preserve"> </w:t>
-      </w:r>
-      <w:r>
-        <w:t xml:space="preserve">: retour sous 48h,</w:t>
-      </w:r>
-      <w:r>
-        <w:t xml:space="preserve"> </w:t>
-      </w:r>
-      <w:r>
-        <w:rPr>
-          <w:b/>
-          <w:bCs/>
-        </w:rPr>
-        <w:t xml:space="preserve">WARRANTY_30D</w:t>
-      </w:r>
-      <w:r>
-        <w:t xml:space="preserve"> </w:t>
-      </w:r>
-      <w:r>
-        <w:t xml:space="preserve">: garantie 30 jours). Pour ouvrir un litige formel dans l'application, vous devrez créer un compte. Contactez votre mécanicien ou le support Pièces en attendant.</w:t>
-      </w:r>
-    </w:p>
-    <w:bookmarkEnd w:id="104"/>
-    <w:bookmarkStart w:id="105" w:name="Xebfffd4ed43510f0e932a085461183c5284a485"/>
-    <w:p>
-      <w:pPr>
-        <w:pStyle w:val="Heading3"/>
-      </w:pPr>
-      <w:r>
-        <w:t xml:space="preserve">Q : Mes données sont-elles protégées sans compte ?</w:t>
-      </w:r>
-    </w:p>
-    <w:p>
-      <w:pPr>
-        <w:pStyle w:val="FirstParagraph"/>
-      </w:pPr>
-      <w:r>
-        <w:rPr>
-          <w:b/>
-          <w:bCs/>
-        </w:rPr>
-        <w:t xml:space="preserve">R :</w:t>
-      </w:r>
-      <w:r>
-        <w:t xml:space="preserve"> </w:t>
-      </w:r>
-      <w:r>
-        <w:t xml:space="preserve">Oui. Pièces respecte la</w:t>
-      </w:r>
-      <w:r>
-        <w:t xml:space="preserve"> </w:t>
-      </w:r>
-      <w:r>
-        <w:rPr>
-          <w:b/>
-          <w:bCs/>
-        </w:rPr>
-        <w:t xml:space="preserve">Loi ARTCI n°2013-450</w:t>
-      </w:r>
-      <w:r>
-        <w:t xml:space="preserve">. Les paiements transitent par</w:t>
-      </w:r>
-      <w:r>
-        <w:t xml:space="preserve"> </w:t>
-      </w:r>
-      <w:r>
-        <w:rPr>
-          <w:b/>
-          <w:bCs/>
-        </w:rPr>
-        <w:t xml:space="preserve">CinetPay</w:t>
-      </w:r>
-      <w:r>
-        <w:t xml:space="preserve"> </w:t>
-      </w:r>
-      <w:r>
-        <w:t xml:space="preserve">(opérateur agréé). Aucune donnée de carte bancaire n'est stockée par Pièces. Le paiement par Mobile Money utilise votre propre application (Orange Money, MTN, Wave).</w:t>
-      </w:r>
-    </w:p>
-    <w:bookmarkEnd w:id="105"/>
-    <w:bookmarkStart w:id="106" w:name="Xc9498858c4509614877a711a993be6b530f3518"/>
-    <w:p>
-      <w:pPr>
-        <w:pStyle w:val="Heading3"/>
-      </w:pPr>
-      <w:r>
-        <w:t xml:space="preserve">Q : L'application fonctionne-t-elle sur mon téléphone ?</w:t>
-      </w:r>
-    </w:p>
-    <w:p>
-      <w:pPr>
-        <w:pStyle w:val="FirstParagraph"/>
-      </w:pPr>
-      <w:r>
-        <w:rPr>
-          <w:b/>
-          <w:bCs/>
-        </w:rPr>
-        <w:t xml:space="preserve">R :</w:t>
-      </w:r>
-      <w:r>
-        <w:t xml:space="preserve"> </w:t>
-      </w:r>
-      <w:r>
-        <w:t xml:space="preserve">Pièces est une</w:t>
-      </w:r>
-      <w:r>
-        <w:t xml:space="preserve"> </w:t>
-      </w:r>
-      <w:r>
-        <w:rPr>
-          <w:b/>
-          <w:bCs/>
-        </w:rPr>
-        <w:t xml:space="preserve">PWA</w:t>
-      </w:r>
-      <w:r>
-        <w:t xml:space="preserve"> </w:t>
-      </w:r>
-      <w:r>
-        <w:t xml:space="preserve">compatible avec tous les smartphones modernes (Android et iOS). Elle fonctionne directement dans votre navigateur web (Chrome, Safari, Firefox). Vous pouvez aussi l'installer sur votre écran d'accueil sans passer par le Play Store ou l'App Store.</w:t>
-      </w:r>
-    </w:p>
-    <w:bookmarkEnd w:id="106"/>
-    <w:bookmarkStart w:id="107" w:name="X7dd13db1187b2d28a54c915ef6f89f9e4c08962"/>
-    <w:p>
-      <w:pPr>
-        <w:pStyle w:val="Heading3"/>
-      </w:pPr>
-      <w:r>
-        <w:t xml:space="preserve">Q : Pourquoi le catalogue n'est-il pas visible sur la page d'accueil ?</w:t>
-      </w:r>
-    </w:p>
-    <w:p>
-      <w:pPr>
-        <w:pStyle w:val="FirstParagraph"/>
-      </w:pPr>
-      <w:r>
-        <w:rPr>
-          <w:b/>
-          <w:bCs/>
-        </w:rPr>
-        <w:t xml:space="preserve">R :</w:t>
-      </w:r>
-      <w:r>
-        <w:t xml:space="preserve"> </w:t>
-      </w:r>
-      <w:r>
-        <w:t xml:space="preserve">Pièces est conçu comme un</w:t>
-      </w:r>
-      <w:r>
-        <w:t xml:space="preserve"> </w:t>
-      </w:r>
-      <w:r>
-        <w:rPr>
-          <w:b/>
-          <w:bCs/>
-        </w:rPr>
-        <w:t xml:space="preserve">marketplace fermé</w:t>
-      </w:r>
-      <w:r>
-        <w:t xml:space="preserve"> </w:t>
-      </w:r>
-      <w:r>
-        <w:t xml:space="preserve">pour garantir la qualité des transactions. L'inscription gratuite permet de vérifier les utilisateurs et de protéger les acheteurs via le système escrow. Le flux de paiement par lien partagé est la solution pour les utilisateurs occasionnels qui ne souhaitent pas s'inscrire.</w:t>
-      </w:r>
-    </w:p>
-    <w:bookmarkEnd w:id="107"/>
-    <w:bookmarkStart w:id="108" w:name="q--comment-contacter-le-support-pièces-"/>
-    <w:p>
-      <w:pPr>
-        <w:pStyle w:val="Heading3"/>
-      </w:pPr>
-      <w:r>
-        <w:t xml:space="preserve">Q : Comment contacter le support Pièces ?</w:t>
-      </w:r>
-    </w:p>
-    <w:p>
-      <w:pPr>
-        <w:pStyle w:val="FirstParagraph"/>
-      </w:pPr>
-      <w:r>
-        <w:rPr>
-          <w:b/>
-          <w:bCs/>
-        </w:rPr>
-        <w:t xml:space="preserve">R :</w:t>
-      </w:r>
-      <w:r>
-        <w:t xml:space="preserve"> </w:t>
-      </w:r>
-      <w:r>
-        <w:t xml:space="preserve">Contactez le support via</w:t>
-      </w:r>
-      <w:r>
-        <w:t xml:space="preserve"> </w:t>
-      </w:r>
-      <w:r>
-        <w:rPr>
-          <w:b/>
-          <w:bCs/>
-        </w:rPr>
-        <w:t xml:space="preserve">WhatsApp</w:t>
-      </w:r>
-      <w:r>
-        <w:t xml:space="preserve"> </w:t>
-      </w:r>
-      <w:r>
-        <w:t xml:space="preserve">au numéro indiqué sur la page d'accueil, ou créez un compte pour accéder au système de litiges intégré.</w:t>
-      </w:r>
-    </w:p>
-    <w:bookmarkEnd w:id="108"/>
-    <w:bookmarkEnd w:id="109"/>
-    <w:bookmarkEnd w:id="110"/>
-    <w:sectPr/>
+    <w:sectPr>
+      <w:footnotePr>
+        <w:numRestart w:val="eachSect"/>
+      </w:footnotePr>
+    </w:sectPr>
   </w:body>
 </w:document>
 </file>
@@ -9938,10 +9942,10 @@
   <w:docDefaults>
     <w:rPrDefault>
       <w:rPr>
-        <w:rFonts w:asciiTheme="minorHAnsi" w:cstheme="minorBidi" w:eastAsiaTheme="minorHAnsi" w:hAnsiTheme="minorHAnsi"/>
+        <w:rFonts w:asciiTheme="minorHAnsi" w:cstheme="minorBidi" w:eastAsiaTheme="minorEastAsia" w:hAnsiTheme="minorHAnsi"/>
         <w:sz w:val="24"/>
         <w:szCs w:val="24"/>
-        <w:lang w:bidi="ar-SA" w:eastAsia="en-US" w:val="en-US"/>
+        <w:lang w:bidi="ar-SA" w:eastAsia="zh-CN" w:val="en-US"/>
       </w:rPr>
     </w:rPrDefault>
     <w:pPrDefault>
@@ -9993,8 +9997,6 @@
     </w:pPr>
     <w:rPr>
       <w:rFonts w:asciiTheme="majorHAnsi" w:cstheme="majorBidi" w:eastAsiaTheme="majorEastAsia" w:hAnsiTheme="majorHAnsi"/>
-      <w:spacing w:val="-10"/>
-      <w:kern w:val="28"/>
       <w:sz w:val="56"/>
       <w:szCs w:val="56"/>
     </w:rPr>
@@ -10007,8 +10009,6 @@
     <w:rsid w:val="00A10FD9"/>
     <w:rPr>
       <w:rFonts w:asciiTheme="majorHAnsi" w:cstheme="majorBidi" w:eastAsiaTheme="majorEastAsia" w:hAnsiTheme="majorHAnsi"/>
-      <w:spacing w:val="-10"/>
-      <w:kern w:val="28"/>
       <w:sz w:val="56"/>
       <w:szCs w:val="56"/>
     </w:rPr>
@@ -10049,23 +10049,31 @@
   </w:style>
   <w:style w:customStyle="1" w:styleId="Author" w:type="paragraph">
     <w:name w:val="Author"/>
+    <w:basedOn w:val="Title"/>
     <w:next w:val="BodyText"/>
     <w:qFormat/>
     <w:pPr>
       <w:keepNext/>
       <w:keepLines/>
-      <w:jc w:val="center"/>
     </w:pPr>
+    <w:rPr>
+      <w:sz w:val="24"/>
+      <w:szCs w:val="24"/>
+    </w:rPr>
   </w:style>
   <w:style w:styleId="Date" w:type="paragraph">
     <w:name w:val="Date"/>
+    <w:basedOn w:val="Title"/>
     <w:next w:val="BodyText"/>
     <w:qFormat/>
     <w:pPr>
       <w:keepNext/>
       <w:keepLines/>
-      <w:jc w:val="center"/>
     </w:pPr>
+    <w:rPr>
+      <w:sz w:val="24"/>
+      <w:szCs w:val="24"/>
+    </w:rPr>
   </w:style>
   <w:style w:customStyle="1" w:styleId="AbstractTitle" w:type="paragraph">
     <w:name w:val="Abstract Title"/>
@@ -10478,13 +10486,6 @@
       </w:tblCellMar>
     </w:tblPr>
     <w:tblStylePr w:type="firstRow">
-      <w:tblPr>
-        <w:jc w:val="left"/>
-        <w:tblInd w:type="dxa" w:w="0"/>
-      </w:tblPr>
-      <w:trPr>
-        <w:jc w:val="left"/>
-      </w:trPr>
       <w:tcPr>
         <w:tcBorders>
           <w:bottom w:val="single"/>

--- a/docs/deep-dive-manuel-visiteur.docx
+++ b/docs/deep-dive-manuel-visiteur.docx
@@ -2,7 +2,7 @@
 <file path=word/document.xml><?xml version="1.0" encoding="utf-8"?>
 <w:document xmlns:w="http://schemas.openxmlformats.org/wordprocessingml/2006/main" xmlns:m="http://schemas.openxmlformats.org/officeDocument/2006/math" xmlns:r="http://schemas.openxmlformats.org/officeDocument/2006/relationships" xmlns:o="urn:schemas-microsoft-com:office:office" xmlns:v="urn:schemas-microsoft-com:vml" xmlns:w10="urn:schemas-microsoft-com:office:word" xmlns:a="http://schemas.openxmlformats.org/drawingml/2006/main" xmlns:pic="http://schemas.openxmlformats.org/drawingml/2006/picture" xmlns:wp="http://schemas.openxmlformats.org/drawingml/2006/wordprocessingDrawing">
   <w:body>
-    <w:bookmarkStart w:id="99" w:name="X4c4bf419f4c6c35e002b0c9a884ff019fb88595"/>
+    <w:bookmarkStart w:id="110" w:name="X4c4bf419f4c6c35e002b0c9a884ff019fb88595"/>
     <w:p>
       <w:pPr>
         <w:pStyle w:val="Heading1"/>
@@ -84,7 +84,7 @@
         </w:pict>
       </w:r>
     </w:p>
-    <w:bookmarkStart w:id="9" w:name="table-des-matières"/>
+    <w:bookmarkStart w:id="20" w:name="table-des-matières"/>
     <w:p>
       <w:pPr>
         <w:pStyle w:val="Heading2"/>
@@ -440,8 +440,8 @@
         </w:pict>
       </w:r>
     </w:p>
-    <w:bookmarkEnd w:id="9"/>
-    <w:bookmarkStart w:id="12" w:name="Xeadb15cb5f00fe8fc994b43cce18ce8fbb9f9ae"/>
+    <w:bookmarkEnd w:id="20"/>
+    <w:bookmarkStart w:id="23" w:name="Xeadb15cb5f00fe8fc994b43cce18ce8fbb9f9ae"/>
     <w:p>
       <w:pPr>
         <w:pStyle w:val="Heading2"/>
@@ -487,7 +487,7 @@
         <w:t xml:space="preserve">. Il existe deux profils principaux :</w:t>
       </w:r>
     </w:p>
-    <w:bookmarkStart w:id="10" w:name="profil-1--le-curieux"/>
+    <w:bookmarkStart w:id="21" w:name="profil-1--le-curieux"/>
     <w:p>
       <w:pPr>
         <w:pStyle w:val="Heading3"/>
@@ -504,8 +504,8 @@
         <w:t xml:space="preserve">Quelqu'un qui découvre Pièces pour la première fois et souhaite comprendre la plateforme avant de s'inscrire.</w:t>
       </w:r>
     </w:p>
-    <w:bookmarkEnd w:id="10"/>
-    <w:bookmarkStart w:id="11" w:name="profil-2--le-propriétaire-de-véhicule"/>
+    <w:bookmarkEnd w:id="21"/>
+    <w:bookmarkStart w:id="22" w:name="profil-2--le-propriétaire-de-véhicule"/>
     <w:p>
       <w:pPr>
         <w:pStyle w:val="Heading3"/>
@@ -743,9 +743,9 @@
         </w:pict>
       </w:r>
     </w:p>
-    <w:bookmarkEnd w:id="11"/>
-    <w:bookmarkEnd w:id="12"/>
-    <w:bookmarkStart w:id="13" w:name="X8571427fd07f3377c3e69474e9c5812c2f288b5"/>
+    <w:bookmarkEnd w:id="22"/>
+    <w:bookmarkEnd w:id="23"/>
+    <w:bookmarkStart w:id="24" w:name="X8571427fd07f3377c3e69474e9c5812c2f288b5"/>
     <w:p>
       <w:pPr>
         <w:pStyle w:val="Heading2"/>
@@ -855,8 +855,8 @@
         </w:pict>
       </w:r>
     </w:p>
-    <w:bookmarkEnd w:id="13"/>
-    <w:bookmarkStart w:id="16" w:name="X4ab99aa9336231f0dee4443f7a3eb6ef36b2599"/>
+    <w:bookmarkEnd w:id="24"/>
+    <w:bookmarkStart w:id="27" w:name="X4ab99aa9336231f0dee4443f7a3eb6ef36b2599"/>
     <w:p>
       <w:pPr>
         <w:pStyle w:val="Heading2"/>
@@ -865,7 +865,7 @@
         <w:t xml:space="preserve">3. Page d'accueil</w:t>
       </w:r>
     </w:p>
-    <w:bookmarkStart w:id="14" w:name="ce-que-vous-voyez"/>
+    <w:bookmarkStart w:id="25" w:name="ce-que-vous-voyez"/>
     <w:p>
       <w:pPr>
         <w:pStyle w:val="Heading3"/>
@@ -1066,8 +1066,8 @@
         <w:t xml:space="preserve">Un bouton pour se connecter ou s'inscrire</w:t>
       </w:r>
     </w:p>
-    <w:bookmarkEnd w:id="14"/>
-    <w:bookmarkStart w:id="15" w:name="note-technique"/>
+    <w:bookmarkEnd w:id="25"/>
+    <w:bookmarkStart w:id="26" w:name="note-technique"/>
     <w:p>
       <w:pPr>
         <w:pStyle w:val="Heading3"/>
@@ -1107,9 +1107,9 @@
         </w:pict>
       </w:r>
     </w:p>
-    <w:bookmarkEnd w:id="15"/>
-    <w:bookmarkEnd w:id="16"/>
-    <w:bookmarkStart w:id="21" w:name="X6d6bb5580c58b6ba19015deff2fd68a3a834722"/>
+    <w:bookmarkEnd w:id="26"/>
+    <w:bookmarkEnd w:id="27"/>
+    <w:bookmarkStart w:id="32" w:name="X6d6bb5580c58b6ba19015deff2fd68a3a834722"/>
     <w:p>
       <w:pPr>
         <w:pStyle w:val="Heading2"/>
@@ -1118,7 +1118,7 @@
         <w:t xml:space="preserve">4. Page de connexion / inscription</w:t>
       </w:r>
     </w:p>
-    <w:bookmarkStart w:id="17" w:name="accès"/>
+    <w:bookmarkStart w:id="28" w:name="accès"/>
     <w:p>
       <w:pPr>
         <w:pStyle w:val="Heading3"/>
@@ -1144,8 +1144,8 @@
         <w:t xml:space="preserve">/login</w:t>
       </w:r>
     </w:p>
-    <w:bookmarkEnd w:id="17"/>
-    <w:bookmarkStart w:id="18" w:name="fonctionnement"/>
+    <w:bookmarkEnd w:id="28"/>
+    <w:bookmarkStart w:id="29" w:name="fonctionnement"/>
     <w:p>
       <w:pPr>
         <w:pStyle w:val="Heading3"/>
@@ -1348,8 +1348,8 @@
         <w:t xml:space="preserve">à votre compte</w:t>
       </w:r>
     </w:p>
-    <w:bookmarkEnd w:id="18"/>
-    <w:bookmarkStart w:id="19" w:name="protection-anti-abus"/>
+    <w:bookmarkEnd w:id="29"/>
+    <w:bookmarkStart w:id="30" w:name="protection-anti-abus"/>
     <w:p>
       <w:pPr>
         <w:pStyle w:val="Heading3"/>
@@ -1420,8 +1420,8 @@
         </w:tc>
       </w:tr>
     </w:tbl>
-    <w:bookmarkEnd w:id="19"/>
-    <w:bookmarkStart w:id="20" w:name="endpoints-api"/>
+    <w:bookmarkEnd w:id="30"/>
+    <w:bookmarkStart w:id="31" w:name="endpoints-api"/>
     <w:p>
       <w:pPr>
         <w:pStyle w:val="Heading3"/>
@@ -1478,9 +1478,9 @@
         </w:pict>
       </w:r>
     </w:p>
-    <w:bookmarkEnd w:id="20"/>
-    <w:bookmarkEnd w:id="21"/>
-    <w:bookmarkStart w:id="25" w:name="X525036753a40db01a31f781fe5f6ccff625a0e6"/>
+    <w:bookmarkEnd w:id="31"/>
+    <w:bookmarkEnd w:id="32"/>
+    <w:bookmarkStart w:id="36" w:name="X525036753a40db01a31f781fe5f6ccff625a0e6"/>
     <w:p>
       <w:pPr>
         <w:pStyle w:val="Heading2"/>
@@ -1489,7 +1489,7 @@
         <w:t xml:space="preserve">5. Recevoir un lien de commande (flux propriétaire)</w:t>
       </w:r>
     </w:p>
-    <w:bookmarkStart w:id="22" w:name="le-scénario-typique"/>
+    <w:bookmarkStart w:id="33" w:name="le-scénario-typique"/>
     <w:p>
       <w:pPr>
         <w:pStyle w:val="Heading3"/>
@@ -1588,8 +1588,8 @@
         <w:t xml:space="preserve">SMS</w:t>
       </w:r>
     </w:p>
-    <w:bookmarkEnd w:id="22"/>
-    <w:bookmarkStart w:id="23" w:name="le-lien-ressemble-à-"/>
+    <w:bookmarkEnd w:id="33"/>
+    <w:bookmarkStart w:id="34" w:name="le-lien-ressemble-à-"/>
     <w:p>
       <w:pPr>
         <w:pStyle w:val="Heading3"/>
@@ -1609,8 +1609,8 @@
         <w:t xml:space="preserve">https://pieces.ci/choose/abc123xyz789</w:t>
       </w:r>
     </w:p>
-    <w:bookmarkEnd w:id="23"/>
-    <w:bookmarkStart w:id="24" w:name="X55e8e51706891f23725927191512c4864a8aed1"/>
+    <w:bookmarkEnd w:id="34"/>
+    <w:bookmarkStart w:id="35" w:name="X55e8e51706891f23725927191512c4864a8aed1"/>
     <w:p>
       <w:pPr>
         <w:pStyle w:val="Heading3"/>
@@ -1714,9 +1714,9 @@
         </w:pict>
       </w:r>
     </w:p>
-    <w:bookmarkEnd w:id="24"/>
-    <w:bookmarkEnd w:id="25"/>
-    <w:bookmarkStart w:id="30" w:name="Xdd56e6641ae2acb3c9f36ee5ae004389fa3ca3b"/>
+    <w:bookmarkEnd w:id="35"/>
+    <w:bookmarkEnd w:id="36"/>
+    <w:bookmarkStart w:id="41" w:name="Xdd56e6641ae2acb3c9f36ee5ae004389fa3ca3b"/>
     <w:p>
       <w:pPr>
         <w:pStyle w:val="Heading2"/>
@@ -1725,7 +1725,7 @@
         <w:t xml:space="preserve">6. Consulter une commande partagée</w:t>
       </w:r>
     </w:p>
-    <w:bookmarkStart w:id="26" w:name="page-de-choix-de-paiement"/>
+    <w:bookmarkStart w:id="37" w:name="page-de-choix-de-paiement"/>
     <w:p>
       <w:pPr>
         <w:pStyle w:val="Heading3"/>
@@ -2058,8 +2058,8 @@
         <w:t xml:space="preserve">└─────────────────────────────────────┘</w:t>
       </w:r>
     </w:p>
-    <w:bookmarkEnd w:id="26"/>
-    <w:bookmarkStart w:id="27" w:name="informations-visibles"/>
+    <w:bookmarkEnd w:id="37"/>
+    <w:bookmarkStart w:id="38" w:name="informations-visibles"/>
     <w:p>
       <w:pPr>
         <w:pStyle w:val="Heading3"/>
@@ -2274,8 +2274,8 @@
         </w:tc>
       </w:tr>
     </w:tbl>
-    <w:bookmarkEnd w:id="27"/>
-    <w:bookmarkStart w:id="28" w:name="états-affichés-selon-le-statut"/>
+    <w:bookmarkEnd w:id="38"/>
+    <w:bookmarkStart w:id="39" w:name="états-affichés-selon-le-statut"/>
     <w:p>
       <w:pPr>
         <w:pStyle w:val="Heading3"/>
@@ -2546,8 +2546,8 @@
         </w:tc>
       </w:tr>
     </w:tbl>
-    <w:bookmarkEnd w:id="28"/>
-    <w:bookmarkStart w:id="29" w:name="endpoint-api"/>
+    <w:bookmarkEnd w:id="39"/>
+    <w:bookmarkStart w:id="40" w:name="endpoint-api"/>
     <w:p>
       <w:pPr>
         <w:pStyle w:val="Heading3"/>
@@ -2583,9 +2583,9 @@
         </w:pict>
       </w:r>
     </w:p>
-    <w:bookmarkEnd w:id="29"/>
-    <w:bookmarkEnd w:id="30"/>
-    <w:bookmarkStart w:id="36" w:name="X02f18b28b5ffb145e28884c550a2d55b30bf2ea"/>
+    <w:bookmarkEnd w:id="40"/>
+    <w:bookmarkEnd w:id="41"/>
+    <w:bookmarkStart w:id="47" w:name="X02f18b28b5ffb145e28884c550a2d55b30bf2ea"/>
     <w:p>
       <w:pPr>
         <w:pStyle w:val="Heading2"/>
@@ -2594,7 +2594,7 @@
         <w:t xml:space="preserve">7. Payer une commande sans compte</w:t>
       </w:r>
     </w:p>
-    <w:bookmarkStart w:id="31" w:name="Xd3610f1e514430c400368ad731599141e989670"/>
+    <w:bookmarkStart w:id="42" w:name="Xd3610f1e514430c400368ad731599141e989670"/>
     <w:p>
       <w:pPr>
         <w:pStyle w:val="Heading3"/>
@@ -2809,8 +2809,8 @@
         </w:tc>
       </w:tr>
     </w:tbl>
-    <w:bookmarkEnd w:id="31"/>
-    <w:bookmarkStart w:id="32" w:name="payer-par-mobile-money"/>
+    <w:bookmarkEnd w:id="42"/>
+    <w:bookmarkStart w:id="43" w:name="payer-par-mobile-money"/>
     <w:p>
       <w:pPr>
         <w:pStyle w:val="Heading3"/>
@@ -2899,8 +2899,8 @@
         <w:t xml:space="preserve">PAID</w:t>
       </w:r>
     </w:p>
-    <w:bookmarkEnd w:id="32"/>
-    <w:bookmarkStart w:id="33" w:name="payer-en-espèces-cod"/>
+    <w:bookmarkEnd w:id="43"/>
+    <w:bookmarkStart w:id="44" w:name="payer-en-espèces-cod"/>
     <w:p>
       <w:pPr>
         <w:pStyle w:val="Heading3"/>
@@ -2989,14 +2989,14 @@
         <w:t xml:space="preserve">Payez le livreur à la réception des pièces</w:t>
       </w:r>
     </w:p>
-    <w:bookmarkEnd w:id="33"/>
-    <w:bookmarkStart w:id="34" w:name="protection-escrow"/>
+    <w:bookmarkEnd w:id="44"/>
+    <w:bookmarkStart w:id="45" w:name="comment-votre-paiement-est-protégé"/>
     <w:p>
       <w:pPr>
         <w:pStyle w:val="Heading3"/>
       </w:pPr>
       <w:r>
-        <w:t xml:space="preserve">Protection escrow</w:t>
+        <w:t xml:space="preserve">Comment votre paiement est protégé</w:t>
       </w:r>
     </w:p>
     <w:p>
@@ -3004,7 +3004,7 @@
         <w:pStyle w:val="FirstParagraph"/>
       </w:pPr>
       <w:r>
-        <w:t xml:space="preserve">Que vous payiez par Mobile Money ou en espèces, vos fonds sont</w:t>
+        <w:t xml:space="preserve">Vous choisissez</w:t>
       </w:r>
       <w:r>
         <w:t xml:space="preserve"> </w:t>
@@ -3014,13 +3014,13 @@
           <w:b/>
           <w:bCs/>
         </w:rPr>
-        <w:t xml:space="preserve">protégés par le système escrow</w:t>
-      </w:r>
-      <w:r>
-        <w:t xml:space="preserve"> </w:t>
-      </w:r>
-      <w:r>
-        <w:t xml:space="preserve">:</w:t>
+        <w:t xml:space="preserve">quand</w:t>
+      </w:r>
+      <w:r>
+        <w:t xml:space="preserve"> </w:t>
+      </w:r>
+      <w:r>
+        <w:t xml:space="preserve">payer : en ligne au moment de la commande, ou au livreur à la remise. Rien n'est bloqué chez Pièces — la protection tient à la règle de remise :</w:t>
       </w:r>
     </w:p>
     <w:p>
@@ -3031,47 +3031,38 @@
         <w:rPr>
           <w:rStyle w:val="VerbatimChar"/>
         </w:rPr>
-        <w:t xml:space="preserve">Votre paiement ──► Fonds BLOQUÉS (HELD) ──► Livraison ──► Fonds LIBÉRÉS (RELEASED)</w:t>
-      </w:r>
-      <w:r>
-        <w:br/>
-      </w:r>
-      <w:r>
-        <w:rPr>
-          <w:rStyle w:val="VerbatimChar"/>
-        </w:rPr>
-        <w:t xml:space="preserve">                                                │</w:t>
-      </w:r>
-      <w:r>
-        <w:br/>
-      </w:r>
-      <w:r>
-        <w:rPr>
-          <w:rStyle w:val="VerbatimChar"/>
-        </w:rPr>
-        <w:t xml:space="preserve">                                          Si problème</w:t>
-      </w:r>
-      <w:r>
-        <w:br/>
-      </w:r>
-      <w:r>
-        <w:rPr>
-          <w:rStyle w:val="VerbatimChar"/>
-        </w:rPr>
-        <w:t xml:space="preserve">                                                │</w:t>
-      </w:r>
-      <w:r>
-        <w:br/>
-      </w:r>
-      <w:r>
-        <w:rPr>
-          <w:rStyle w:val="VerbatimChar"/>
-        </w:rPr>
-        <w:t xml:space="preserve">                                         ──► REMBOURSÉ (REFUNDED)</w:t>
-      </w:r>
-    </w:p>
-    <w:bookmarkEnd w:id="34"/>
-    <w:bookmarkStart w:id="35" w:name="endpoint-api-1"/>
+        <w:t xml:space="preserve">Vous payez en ligne ──────► Encaissé ──────► Le vendeur est payé immédiatement</w:t>
+      </w:r>
+      <w:r>
+        <w:br/>
+      </w:r>
+      <w:r>
+        <w:rPr>
+          <w:rStyle w:val="VerbatimChar"/>
+        </w:rPr>
+        <w:t xml:space="preserve">Vous payez au livreur ────► Encaissé à la remise, après que vous ayez vu la pièce</w:t>
+      </w:r>
+      <w:r>
+        <w:br/>
+      </w:r>
+      <w:r>
+        <w:rPr>
+          <w:rStyle w:val="VerbatimChar"/>
+        </w:rPr>
+        <w:t xml:space="preserve">Vous ne payez pas ────────► Le livreur ne vous remet rien : la pièce repart</w:t>
+      </w:r>
+      <w:r>
+        <w:br/>
+      </w:r>
+      <w:r>
+        <w:rPr>
+          <w:rStyle w:val="VerbatimChar"/>
+        </w:rPr>
+        <w:t xml:space="preserve">Pièce non conforme ───────► Retour sous 48 h, Pièces reprend et rembourse</w:t>
+      </w:r>
+    </w:p>
+    <w:bookmarkEnd w:id="45"/>
+    <w:bookmarkStart w:id="46" w:name="endpoint-api-1"/>
     <w:p>
       <w:pPr>
         <w:pStyle w:val="Heading3"/>
@@ -3116,9 +3107,9 @@
         </w:pict>
       </w:r>
     </w:p>
-    <w:bookmarkEnd w:id="35"/>
-    <w:bookmarkEnd w:id="36"/>
-    <w:bookmarkStart w:id="40" w:name="X554c224cd2c4f8720590f0d5ff568ada9cc4794"/>
+    <w:bookmarkEnd w:id="46"/>
+    <w:bookmarkEnd w:id="47"/>
+    <w:bookmarkStart w:id="51" w:name="X554c224cd2c4f8720590f0d5ff568ada9cc4794"/>
     <w:p>
       <w:pPr>
         <w:pStyle w:val="Heading2"/>
@@ -3127,7 +3118,7 @@
         <w:t xml:space="preserve">8. Annuler une commande partagée</w:t>
       </w:r>
     </w:p>
-    <w:bookmarkStart w:id="37" w:name="quand-est-ce-possible-"/>
+    <w:bookmarkStart w:id="48" w:name="quand-est-ce-possible-"/>
     <w:p>
       <w:pPr>
         <w:pStyle w:val="Heading3"/>
@@ -3160,8 +3151,8 @@
         <w:t xml:space="preserve">(avant le paiement).</w:t>
       </w:r>
     </w:p>
-    <w:bookmarkEnd w:id="37"/>
-    <w:bookmarkStart w:id="38" w:name="comment-annuler"/>
+    <w:bookmarkEnd w:id="48"/>
+    <w:bookmarkStart w:id="49" w:name="comment-annuler"/>
     <w:p>
       <w:pPr>
         <w:pStyle w:val="Heading3"/>
@@ -3226,8 +3217,8 @@
         <w:t xml:space="preserve">CANCELLED</w:t>
       </w:r>
     </w:p>
-    <w:bookmarkEnd w:id="38"/>
-    <w:bookmarkStart w:id="39" w:name="endpoint-api-2"/>
+    <w:bookmarkEnd w:id="49"/>
+    <w:bookmarkStart w:id="50" w:name="endpoint-api-2"/>
     <w:p>
       <w:pPr>
         <w:pStyle w:val="Heading3"/>
@@ -3281,9 +3272,9 @@
         </w:pict>
       </w:r>
     </w:p>
-    <w:bookmarkEnd w:id="39"/>
-    <w:bookmarkEnd w:id="40"/>
-    <w:bookmarkStart w:id="44" w:name="Xd5889745f0509fe32518b1667150f011c818cfc"/>
+    <w:bookmarkEnd w:id="50"/>
+    <w:bookmarkEnd w:id="51"/>
+    <w:bookmarkStart w:id="55" w:name="Xd5889745f0509fe32518b1667150f011c818cfc"/>
     <w:p>
       <w:pPr>
         <w:pStyle w:val="Heading2"/>
@@ -3292,7 +3283,7 @@
         <w:t xml:space="preserve">9. Suivre une livraison</w:t>
       </w:r>
     </w:p>
-    <w:bookmarkStart w:id="41" w:name="accès-public-au-suivi"/>
+    <w:bookmarkStart w:id="52" w:name="accès-public-au-suivi"/>
     <w:p>
       <w:pPr>
         <w:pStyle w:val="Heading3"/>
@@ -3322,8 +3313,8 @@
         <w:t xml:space="preserve">. Si vous connaissez l'identifiant de la commande, vous pouvez vérifier l'état de la livraison.</w:t>
       </w:r>
     </w:p>
-    <w:bookmarkEnd w:id="41"/>
-    <w:bookmarkStart w:id="42" w:name="informations-de-suivi"/>
+    <w:bookmarkEnd w:id="52"/>
+    <w:bookmarkStart w:id="53" w:name="informations-de-suivi"/>
     <w:p>
       <w:pPr>
         <w:pStyle w:val="Heading3"/>
@@ -3442,8 +3433,8 @@
         </w:tc>
       </w:tr>
     </w:tbl>
-    <w:bookmarkEnd w:id="42"/>
-    <w:bookmarkStart w:id="43" w:name="endpoint-api-3"/>
+    <w:bookmarkEnd w:id="53"/>
+    <w:bookmarkStart w:id="54" w:name="endpoint-api-3"/>
     <w:p>
       <w:pPr>
         <w:pStyle w:val="Heading3"/>
@@ -3488,9 +3479,9 @@
         </w:pict>
       </w:r>
     </w:p>
-    <w:bookmarkEnd w:id="43"/>
-    <w:bookmarkEnd w:id="44"/>
-    <w:bookmarkStart w:id="48" w:name="X6991f33aa97af8b3c73a5bc3e4e95d9a2974c24"/>
+    <w:bookmarkEnd w:id="54"/>
+    <w:bookmarkEnd w:id="55"/>
+    <w:bookmarkStart w:id="59" w:name="X6991f33aa97af8b3c73a5bc3e4e95d9a2974c24"/>
     <w:p>
       <w:pPr>
         <w:pStyle w:val="Heading2"/>
@@ -3499,7 +3490,7 @@
         <w:t xml:space="preserve">10. Consulter les avis vendeurs</w:t>
       </w:r>
     </w:p>
-    <w:bookmarkStart w:id="45" w:name="accès-public"/>
+    <w:bookmarkStart w:id="56" w:name="accès-public"/>
     <w:p>
       <w:pPr>
         <w:pStyle w:val="Heading3"/>
@@ -3532,8 +3523,8 @@
         <w:t xml:space="preserve">et consultables sans compte.</w:t>
       </w:r>
     </w:p>
-    <w:bookmarkEnd w:id="45"/>
-    <w:bookmarkStart w:id="46" w:name="informations-disponibles"/>
+    <w:bookmarkEnd w:id="56"/>
+    <w:bookmarkStart w:id="57" w:name="informations-disponibles"/>
     <w:p>
       <w:pPr>
         <w:pStyle w:val="Heading3"/>
@@ -3652,8 +3643,8 @@
         </w:tc>
       </w:tr>
     </w:tbl>
-    <w:bookmarkEnd w:id="46"/>
-    <w:bookmarkStart w:id="47" w:name="endpoint-api-4"/>
+    <w:bookmarkEnd w:id="57"/>
+    <w:bookmarkStart w:id="58" w:name="endpoint-api-4"/>
     <w:p>
       <w:pPr>
         <w:pStyle w:val="Heading3"/>
@@ -3698,9 +3689,9 @@
         </w:pict>
       </w:r>
     </w:p>
-    <w:bookmarkEnd w:id="47"/>
-    <w:bookmarkEnd w:id="48"/>
-    <w:bookmarkStart w:id="51" w:name="Xec9dd42cb620571337b3c6039a7b4100114a228"/>
+    <w:bookmarkEnd w:id="58"/>
+    <w:bookmarkEnd w:id="59"/>
+    <w:bookmarkStart w:id="62" w:name="Xec9dd42cb620571337b3c6039a7b4100114a228"/>
     <w:p>
       <w:pPr>
         <w:pStyle w:val="Heading2"/>
@@ -3709,7 +3700,7 @@
         <w:t xml:space="preserve">11. Consulter les avis livreurs</w:t>
       </w:r>
     </w:p>
-    <w:bookmarkStart w:id="49" w:name="accès-public-1"/>
+    <w:bookmarkStart w:id="60" w:name="accès-public-1"/>
     <w:p>
       <w:pPr>
         <w:pStyle w:val="Heading3"/>
@@ -3739,8 +3730,8 @@
         <w:t xml:space="preserve">.</w:t>
       </w:r>
     </w:p>
-    <w:bookmarkEnd w:id="49"/>
-    <w:bookmarkStart w:id="50" w:name="endpoint-api-5"/>
+    <w:bookmarkEnd w:id="60"/>
+    <w:bookmarkStart w:id="61" w:name="endpoint-api-5"/>
     <w:p>
       <w:pPr>
         <w:pStyle w:val="Heading3"/>
@@ -3785,9 +3776,9 @@
         </w:pict>
       </w:r>
     </w:p>
-    <w:bookmarkEnd w:id="50"/>
-    <w:bookmarkEnd w:id="51"/>
-    <w:bookmarkStart w:id="57" w:name="X16580666f60598666d9bf7dbc824d5ccd130bcf"/>
+    <w:bookmarkEnd w:id="61"/>
+    <w:bookmarkEnd w:id="62"/>
+    <w:bookmarkStart w:id="68" w:name="X16580666f60598666d9bf7dbc824d5ccd130bcf"/>
     <w:p>
       <w:pPr>
         <w:pStyle w:val="Heading2"/>
@@ -3796,7 +3787,7 @@
         <w:t xml:space="preserve">12. API publiques : catalogue et recherche</w:t>
       </w:r>
     </w:p>
-    <w:bookmarkStart w:id="52" w:name="architecture-importante"/>
+    <w:bookmarkStart w:id="63" w:name="architecture-importante"/>
     <w:p>
       <w:pPr>
         <w:pStyle w:val="Heading3"/>
@@ -3899,8 +3890,8 @@
         <w:t xml:space="preserve">Cela signifie qu'un développeur ou une application tierce peut interroger le catalogue Pièces sans authentification.</w:t>
       </w:r>
     </w:p>
-    <w:bookmarkEnd w:id="52"/>
-    <w:bookmarkStart w:id="53" w:name="endpoints-catalogue-publics"/>
+    <w:bookmarkEnd w:id="63"/>
+    <w:bookmarkStart w:id="64" w:name="endpoints-catalogue-publics"/>
     <w:p>
       <w:pPr>
         <w:pStyle w:val="Heading3"/>
@@ -4109,8 +4100,8 @@
         </w:tc>
       </w:tr>
     </w:tbl>
-    <w:bookmarkEnd w:id="53"/>
-    <w:bookmarkStart w:id="54" w:name="exemple--rechercher-des-pièces"/>
+    <w:bookmarkEnd w:id="64"/>
+    <w:bookmarkStart w:id="65" w:name="exemple--rechercher-des-pièces"/>
     <w:p>
       <w:pPr>
         <w:pStyle w:val="Heading3"/>
@@ -4304,8 +4295,8 @@
         <w:t xml:space="preserve">}</w:t>
       </w:r>
     </w:p>
-    <w:bookmarkEnd w:id="54"/>
-    <w:bookmarkStart w:id="55" w:name="exemple--parcourir-par-véhicule"/>
+    <w:bookmarkEnd w:id="65"/>
+    <w:bookmarkStart w:id="66" w:name="exemple--parcourir-par-véhicule"/>
     <w:p>
       <w:pPr>
         <w:pStyle w:val="Heading3"/>
@@ -4337,8 +4328,8 @@
         <w:t xml:space="preserve">→ Retourne toutes les pièces moteur compatibles Toyota Corolla 2017</w:t>
       </w:r>
     </w:p>
-    <w:bookmarkEnd w:id="55"/>
-    <w:bookmarkStart w:id="56" w:name="fonctionnalités-de-recherche"/>
+    <w:bookmarkEnd w:id="66"/>
+    <w:bookmarkStart w:id="67" w:name="fonctionnalités-de-recherche"/>
     <w:p>
       <w:pPr>
         <w:pStyle w:val="Heading3"/>
@@ -4515,9 +4506,9 @@
         </w:pict>
       </w:r>
     </w:p>
-    <w:bookmarkEnd w:id="56"/>
-    <w:bookmarkEnd w:id="57"/>
-    <w:bookmarkStart w:id="61" w:name="X8be7c95a892527868f79c3d4c83ddca1f7ab5f8"/>
+    <w:bookmarkEnd w:id="67"/>
+    <w:bookmarkEnd w:id="68"/>
+    <w:bookmarkStart w:id="72" w:name="X8be7c95a892527868f79c3d4c83ddca1f7ab5f8"/>
     <w:p>
       <w:pPr>
         <w:pStyle w:val="Heading2"/>
@@ -4526,7 +4517,7 @@
         <w:t xml:space="preserve">13. API publique : identification photo IA</w:t>
       </w:r>
     </w:p>
-    <w:bookmarkStart w:id="58" w:name="identification-de-pièce-par-photo"/>
+    <w:bookmarkStart w:id="69" w:name="identification-de-pièce-par-photo"/>
     <w:p>
       <w:pPr>
         <w:pStyle w:val="Heading3"/>
@@ -4592,8 +4583,8 @@
         <w:t xml:space="preserve">nécessite une connexion, mais l'API elle-même est accessible sans compte.</w:t>
       </w:r>
     </w:p>
-    <w:bookmarkEnd w:id="58"/>
-    <w:bookmarkStart w:id="59" w:name="comment-utiliser-lapi"/>
+    <w:bookmarkEnd w:id="69"/>
+    <w:bookmarkStart w:id="70" w:name="comment-utiliser-lapi"/>
     <w:p>
       <w:pPr>
         <w:pStyle w:val="Heading3"/>
@@ -4895,8 +4886,8 @@
         <w:t xml:space="preserve">}</w:t>
       </w:r>
     </w:p>
-    <w:bookmarkEnd w:id="59"/>
-    <w:bookmarkStart w:id="60" w:name="désambiguïsation"/>
+    <w:bookmarkEnd w:id="70"/>
+    <w:bookmarkStart w:id="71" w:name="désambiguïsation"/>
     <w:p>
       <w:pPr>
         <w:pStyle w:val="Heading3"/>
@@ -4949,9 +4940,9 @@
         </w:pict>
       </w:r>
     </w:p>
-    <w:bookmarkEnd w:id="60"/>
-    <w:bookmarkEnd w:id="61"/>
-    <w:bookmarkStart w:id="65" w:name="X27b8fd08ecaecc39cace1c90b60c13e97925a2b"/>
+    <w:bookmarkEnd w:id="71"/>
+    <w:bookmarkEnd w:id="72"/>
+    <w:bookmarkStart w:id="76" w:name="X27b8fd08ecaecc39cace1c90b60c13e97925a2b"/>
     <w:p>
       <w:pPr>
         <w:pStyle w:val="Heading2"/>
@@ -4960,7 +4951,7 @@
         <w:t xml:space="preserve">14. API publique : décodage VIN</w:t>
       </w:r>
     </w:p>
-    <w:bookmarkStart w:id="62" w:name="décoder-un-numéro-vin"/>
+    <w:bookmarkStart w:id="73" w:name="décoder-un-numéro-vin"/>
     <w:p>
       <w:pPr>
         <w:pStyle w:val="Heading3"/>
@@ -5023,8 +5014,8 @@
         <w:t xml:space="preserve">nécessite une connexion, mais l'API elle-même est accessible sans compte.</w:t>
       </w:r>
     </w:p>
-    <w:bookmarkEnd w:id="62"/>
-    <w:bookmarkStart w:id="63" w:name="comment-utiliser-lapi-1"/>
+    <w:bookmarkEnd w:id="73"/>
+    <w:bookmarkStart w:id="74" w:name="comment-utiliser-lapi-1"/>
     <w:p>
       <w:pPr>
         <w:pStyle w:val="Heading3"/>
@@ -5167,8 +5158,8 @@
         <w:t xml:space="preserve">}</w:t>
       </w:r>
     </w:p>
-    <w:bookmarkEnd w:id="63"/>
-    <w:bookmarkStart w:id="64" w:name="fournisseur"/>
+    <w:bookmarkEnd w:id="74"/>
+    <w:bookmarkStart w:id="75" w:name="fournisseur"/>
     <w:p>
       <w:pPr>
         <w:pStyle w:val="Heading3"/>
@@ -5226,9 +5217,9 @@
         </w:pict>
       </w:r>
     </w:p>
-    <w:bookmarkEnd w:id="64"/>
-    <w:bookmarkEnd w:id="65"/>
-    <w:bookmarkStart w:id="71" w:name="X8a82fe4cc2d934475c86365d1385c3c8bb3a667"/>
+    <w:bookmarkEnd w:id="75"/>
+    <w:bookmarkEnd w:id="76"/>
+    <w:bookmarkStart w:id="82" w:name="X8a82fe4cc2d934475c86365d1385c3c8bb3a667"/>
     <w:p>
       <w:pPr>
         <w:pStyle w:val="Heading2"/>
@@ -5237,7 +5228,7 @@
         <w:t xml:space="preserve">15. PWA et installation</w:t>
       </w:r>
     </w:p>
-    <w:bookmarkStart w:id="66" w:name="quest-ce-quune-pwa-"/>
+    <w:bookmarkStart w:id="77" w:name="quest-ce-quune-pwa-"/>
     <w:p>
       <w:pPr>
         <w:pStyle w:val="Heading3"/>
@@ -5270,8 +5261,8 @@
         <w:t xml:space="preserve">(PWA), une application web qui peut s'installer sur votre téléphone comme une application native.</w:t>
       </w:r>
     </w:p>
-    <w:bookmarkEnd w:id="66"/>
-    <w:bookmarkStart w:id="67" w:name="informations-de-lapplication"/>
+    <w:bookmarkEnd w:id="77"/>
+    <w:bookmarkStart w:id="78" w:name="informations-de-lapplication"/>
     <w:p>
       <w:pPr>
         <w:pStyle w:val="Heading3"/>
@@ -5441,8 +5432,8 @@
         </w:tc>
       </w:tr>
     </w:tbl>
-    <w:bookmarkEnd w:id="67"/>
-    <w:bookmarkStart w:id="68" w:name="comment-installer"/>
+    <w:bookmarkEnd w:id="78"/>
+    <w:bookmarkStart w:id="79" w:name="comment-installer"/>
     <w:p>
       <w:pPr>
         <w:pStyle w:val="Heading3"/>
@@ -5563,8 +5554,8 @@
         <w:t xml:space="preserve">Lancez-la comme n'importe quelle application</w:t>
       </w:r>
     </w:p>
-    <w:bookmarkEnd w:id="68"/>
-    <w:bookmarkStart w:id="69" w:name="service-worker"/>
+    <w:bookmarkEnd w:id="79"/>
+    <w:bookmarkStart w:id="80" w:name="service-worker"/>
     <w:p>
       <w:pPr>
         <w:pStyle w:val="Heading3"/>
@@ -5633,8 +5624,8 @@
         <w:t xml:space="preserve">Active le préchargement de navigation pour des transitions fluides</w:t>
       </w:r>
     </w:p>
-    <w:bookmarkEnd w:id="69"/>
-    <w:bookmarkStart w:id="70" w:name="installer-sans-compte"/>
+    <w:bookmarkEnd w:id="80"/>
+    <w:bookmarkStart w:id="81" w:name="installer-sans-compte"/>
     <w:p>
       <w:pPr>
         <w:pStyle w:val="Heading3"/>
@@ -5671,9 +5662,9 @@
         </w:pict>
       </w:r>
     </w:p>
-    <w:bookmarkEnd w:id="70"/>
-    <w:bookmarkEnd w:id="71"/>
-    <w:bookmarkStart w:id="76" w:name="Xdc070da0920ea121497a2b5419deffb98517a6a"/>
+    <w:bookmarkEnd w:id="81"/>
+    <w:bookmarkEnd w:id="82"/>
+    <w:bookmarkStart w:id="87" w:name="Xdc070da0920ea121497a2b5419deffb98517a6a"/>
     <w:p>
       <w:pPr>
         <w:pStyle w:val="Heading2"/>
@@ -5682,7 +5673,7 @@
         <w:t xml:space="preserve">16. Architecture : pages publiques vs protégées</w:t>
       </w:r>
     </w:p>
-    <w:bookmarkStart w:id="72" w:name="comment-fonctionne-la-protection"/>
+    <w:bookmarkStart w:id="83" w:name="comment-fonctionne-la-protection"/>
     <w:p>
       <w:pPr>
         <w:pStyle w:val="Heading3"/>
@@ -5800,8 +5791,8 @@
         <w:t xml:space="preserve"> autorisé  vers /login</w:t>
       </w:r>
     </w:p>
-    <w:bookmarkEnd w:id="72"/>
-    <w:bookmarkStart w:id="73" w:name="pages-publiques-interface-web"/>
+    <w:bookmarkEnd w:id="83"/>
+    <w:bookmarkStart w:id="84" w:name="pages-publiques-interface-web"/>
     <w:p>
       <w:pPr>
         <w:pStyle w:val="Heading3"/>
@@ -6012,8 +6003,8 @@
         </w:tc>
       </w:tr>
     </w:tbl>
-    <w:bookmarkEnd w:id="73"/>
-    <w:bookmarkStart w:id="74" w:name="pages-protégées-nécessitent-un-compte"/>
+    <w:bookmarkEnd w:id="84"/>
+    <w:bookmarkStart w:id="85" w:name="pages-protégées-nécessitent-un-compte"/>
     <w:p>
       <w:pPr>
         <w:pStyle w:val="Heading3"/>
@@ -6452,8 +6443,8 @@
         </w:tc>
       </w:tr>
     </w:tbl>
-    <w:bookmarkEnd w:id="74"/>
-    <w:bookmarkStart w:id="75" w:name="particularité-architecturale"/>
+    <w:bookmarkEnd w:id="85"/>
+    <w:bookmarkStart w:id="86" w:name="particularité-architecturale"/>
     <w:p>
       <w:pPr>
         <w:pStyle w:val="Heading3"/>
@@ -6793,9 +6784,9 @@
         </w:pict>
       </w:r>
     </w:p>
-    <w:bookmarkEnd w:id="75"/>
-    <w:bookmarkEnd w:id="76"/>
-    <w:bookmarkStart w:id="80" w:name="X7445fd43881d7bccbb8556881a0a0b5a813de1a"/>
+    <w:bookmarkEnd w:id="86"/>
+    <w:bookmarkEnd w:id="87"/>
+    <w:bookmarkStart w:id="91" w:name="X7445fd43881d7bccbb8556881a0a0b5a813de1a"/>
     <w:p>
       <w:pPr>
         <w:pStyle w:val="Heading2"/>
@@ -6804,7 +6795,7 @@
         <w:t xml:space="preserve">17. Créer un compte</w:t>
       </w:r>
     </w:p>
-    <w:bookmarkStart w:id="77" w:name="pourquoi-créer-un-compte-"/>
+    <w:bookmarkStart w:id="88" w:name="pourquoi-créer-un-compte-"/>
     <w:p>
       <w:pPr>
         <w:pStyle w:val="Heading3"/>
@@ -7049,8 +7040,8 @@
         </w:tc>
       </w:tr>
     </w:tbl>
-    <w:bookmarkEnd w:id="77"/>
-    <w:bookmarkStart w:id="78" w:name="inscription-gratuite-en-2-minutes"/>
+    <w:bookmarkEnd w:id="88"/>
+    <w:bookmarkStart w:id="89" w:name="inscription-gratuite-en-2-minutes"/>
     <w:p>
       <w:pPr>
         <w:pStyle w:val="Heading3"/>
@@ -7158,8 +7149,8 @@
         <w:t xml:space="preserve">. Aucun email, mot de passe, ou vérification d'identité n'est nécessaire pour commencer à utiliser Pièces.</w:t>
       </w:r>
     </w:p>
-    <w:bookmarkEnd w:id="78"/>
-    <w:bookmarkStart w:id="79" w:name="rôle-par-défaut"/>
+    <w:bookmarkEnd w:id="89"/>
+    <w:bookmarkStart w:id="90" w:name="rôle-par-défaut"/>
     <w:p>
       <w:pPr>
         <w:pStyle w:val="Heading3"/>
@@ -7244,9 +7235,9 @@
         </w:pict>
       </w:r>
     </w:p>
-    <w:bookmarkEnd w:id="79"/>
-    <w:bookmarkEnd w:id="80"/>
-    <w:bookmarkStart w:id="83" w:name="Xbcc05a4c3cdc62679645691a6e47ba7a6ed8e10"/>
+    <w:bookmarkEnd w:id="90"/>
+    <w:bookmarkEnd w:id="91"/>
+    <w:bookmarkStart w:id="94" w:name="Xbcc05a4c3cdc62679645691a6e47ba7a6ed8e10"/>
     <w:p>
       <w:pPr>
         <w:pStyle w:val="Heading2"/>
@@ -7255,7 +7246,7 @@
         <w:t xml:space="preserve">18. Ce que vous ne pouvez PAS faire sans compte</w:t>
       </w:r>
     </w:p>
-    <w:bookmarkStart w:id="81" w:name="fonctionnalités-nécessitant-un-compte"/>
+    <w:bookmarkStart w:id="92" w:name="fonctionnalités-nécessitant-un-compte"/>
     <w:p>
       <w:pPr>
         <w:pStyle w:val="Heading3"/>
@@ -7664,8 +7655,8 @@
         </w:tc>
       </w:tr>
     </w:tbl>
-    <w:bookmarkEnd w:id="81"/>
-    <w:bookmarkStart w:id="82" w:name="X896dd8bd4f38745a8b5a1e0c136e839cd77173f"/>
+    <w:bookmarkEnd w:id="92"/>
+    <w:bookmarkStart w:id="93" w:name="X896dd8bd4f38745a8b5a1e0c136e839cd77173f"/>
     <w:p>
       <w:pPr>
         <w:pStyle w:val="Heading3"/>
@@ -7815,9 +7806,9 @@
         </w:pict>
       </w:r>
     </w:p>
-    <w:bookmarkEnd w:id="82"/>
-    <w:bookmarkEnd w:id="83"/>
-    <w:bookmarkStart w:id="87" w:name="X3ebae5ba4bc130c136b3efe72a94bbef1712844"/>
+    <w:bookmarkEnd w:id="93"/>
+    <w:bookmarkEnd w:id="94"/>
+    <w:bookmarkStart w:id="98" w:name="X3ebae5ba4bc130c136b3efe72a94bbef1712844"/>
     <w:p>
       <w:pPr>
         <w:pStyle w:val="Heading2"/>
@@ -7826,7 +7817,7 @@
         <w:t xml:space="preserve">19. Référence rapide</w:t>
       </w:r>
     </w:p>
-    <w:bookmarkStart w:id="84" w:name="pages-accessibles-sans-compte"/>
+    <w:bookmarkStart w:id="95" w:name="pages-accessibles-sans-compte"/>
     <w:p>
       <w:pPr>
         <w:pStyle w:val="Heading3"/>
@@ -8037,8 +8028,8 @@
         </w:tc>
       </w:tr>
     </w:tbl>
-    <w:bookmarkEnd w:id="84"/>
-    <w:bookmarkStart w:id="85" w:name="api-publiques-aucune-authentification"/>
+    <w:bookmarkEnd w:id="95"/>
+    <w:bookmarkStart w:id="96" w:name="api-publiques-aucune-authentification"/>
     <w:p>
       <w:pPr>
         <w:pStyle w:val="Heading3"/>
@@ -8743,8 +8734,8 @@
         </w:tc>
       </w:tr>
     </w:tbl>
-    <w:bookmarkEnd w:id="85"/>
-    <w:bookmarkStart w:id="86" w:name="limites-visiteur"/>
+    <w:bookmarkEnd w:id="96"/>
+    <w:bookmarkStart w:id="97" w:name="limites-visiteur"/>
     <w:p>
       <w:pPr>
         <w:pStyle w:val="Heading3"/>
@@ -8918,9 +8909,9 @@
         </w:pict>
       </w:r>
     </w:p>
-    <w:bookmarkEnd w:id="86"/>
-    <w:bookmarkEnd w:id="87"/>
-    <w:bookmarkStart w:id="98" w:name="X630e9d696987a9ea501e52c9639fba84b4e02d0"/>
+    <w:bookmarkEnd w:id="97"/>
+    <w:bookmarkEnd w:id="98"/>
+    <w:bookmarkStart w:id="109" w:name="X630e9d696987a9ea501e52c9639fba84b4e02d0"/>
     <w:p>
       <w:pPr>
         <w:pStyle w:val="Heading2"/>
@@ -8929,7 +8920,7 @@
         <w:t xml:space="preserve">20. FAQ visiteur</w:t>
       </w:r>
     </w:p>
-    <w:bookmarkStart w:id="88" w:name="X8b8008063f0c4039a5fa1fe228a9892bad5b56b"/>
+    <w:bookmarkStart w:id="99" w:name="X8b8008063f0c4039a5fa1fe228a9892bad5b56b"/>
     <w:p>
       <w:pPr>
         <w:pStyle w:val="Heading3"/>
@@ -8969,8 +8960,8 @@
         <w:t xml:space="preserve">, vous pouvez payer directement sans compte. Cependant, si vous souhaitez chercher et commander des pièces vous-même, vous devez créer un compte gratuit.</w:t>
       </w:r>
     </w:p>
-    <w:bookmarkEnd w:id="88"/>
-    <w:bookmarkStart w:id="89" w:name="q--le-lien-de-paiement-est-il-sécurisé-"/>
+    <w:bookmarkEnd w:id="99"/>
+    <w:bookmarkStart w:id="100" w:name="q--le-lien-de-paiement-est-il-sécurisé-"/>
     <w:p>
       <w:pPr>
         <w:pStyle w:val="Heading3"/>
@@ -9010,77 +9001,89 @@
         <w:t xml:space="preserve"> </w:t>
       </w:r>
       <w:r>
-        <w:t xml:space="preserve">(shareToken) impossible à deviner. De plus, votre paiement est protégé par le système</w:t>
-      </w:r>
-      <w:r>
-        <w:t xml:space="preserve"> </w:t>
-      </w:r>
+        <w:t xml:space="preserve">(shareToken) impossible à deviner. Et vous n'êtes pas obligé de payer d'avance : vous pouvez choisir de régler au livreur, au moment où il vous remet la pièce.</w:t>
+      </w:r>
+    </w:p>
+    <w:bookmarkEnd w:id="100"/>
+    <w:bookmarkStart w:id="101" w:name="Xf3542e55b4f25699dda70f936099abe37557132"/>
+    <w:p>
+      <w:pPr>
+        <w:pStyle w:val="Heading3"/>
+      </w:pPr>
+      <w:r>
+        <w:t xml:space="preserve">Q : Puis-je voir le catalogue sans créer de compte ?</w:t>
+      </w:r>
+    </w:p>
+    <w:p>
+      <w:pPr>
+        <w:pStyle w:val="FirstParagraph"/>
+      </w:pPr>
       <w:r>
         <w:rPr>
           <w:b/>
           <w:bCs/>
         </w:rPr>
-        <w:t xml:space="preserve">escrow</w:t>
-      </w:r>
-      <w:r>
-        <w:t xml:space="preserve"> </w:t>
-      </w:r>
-      <w:r>
-        <w:t xml:space="preserve">qui bloque les fonds jusqu'à la livraison.</w:t>
-      </w:r>
-    </w:p>
-    <w:bookmarkEnd w:id="89"/>
-    <w:bookmarkStart w:id="90" w:name="Xf3542e55b4f25699dda70f936099abe37557132"/>
-    <w:p>
-      <w:pPr>
-        <w:pStyle w:val="Heading3"/>
-      </w:pPr>
-      <w:r>
-        <w:t xml:space="preserve">Q : Puis-je voir le catalogue sans créer de compte ?</w:t>
-      </w:r>
-    </w:p>
-    <w:p>
-      <w:pPr>
-        <w:pStyle w:val="FirstParagraph"/>
-      </w:pPr>
+        <w:t xml:space="preserve">R :</w:t>
+      </w:r>
+      <w:r>
+        <w:t xml:space="preserve"> </w:t>
+      </w:r>
+      <w:r>
+        <w:t xml:space="preserve">L'interface web nécessite une connexion pour parcourir le catalogue. Cependant, les</w:t>
+      </w:r>
+      <w:r>
+        <w:t xml:space="preserve"> </w:t>
+      </w:r>
       <w:r>
         <w:rPr>
           <w:b/>
           <w:bCs/>
         </w:rPr>
-        <w:t xml:space="preserve">R :</w:t>
-      </w:r>
-      <w:r>
-        <w:t xml:space="preserve"> </w:t>
-      </w:r>
-      <w:r>
-        <w:t xml:space="preserve">L'interface web nécessite une connexion pour parcourir le catalogue. Cependant, les</w:t>
-      </w:r>
-      <w:r>
-        <w:t xml:space="preserve"> </w:t>
-      </w:r>
+        <w:t xml:space="preserve">API sont publiques</w:t>
+      </w:r>
+      <w:r>
+        <w:t xml:space="preserve"> </w:t>
+      </w:r>
+      <w:r>
+        <w:t xml:space="preserve">: un développeur peut interroger le catalogue sans authentification. Pour un utilisateur standard, l'inscription est gratuite et prend moins de 2 minutes.</w:t>
+      </w:r>
+    </w:p>
+    <w:bookmarkEnd w:id="101"/>
+    <w:bookmarkStart w:id="102" w:name="Xc170744bdb51a2832c6f6baab320da95948e6f7"/>
+    <w:p>
+      <w:pPr>
+        <w:pStyle w:val="Heading3"/>
+      </w:pPr>
+      <w:r>
+        <w:t xml:space="preserve">Q : Comment fonctionne le paiement sans compte ?</w:t>
+      </w:r>
+    </w:p>
+    <w:p>
+      <w:pPr>
+        <w:pStyle w:val="FirstParagraph"/>
+      </w:pPr>
       <w:r>
         <w:rPr>
           <w:b/>
           <w:bCs/>
         </w:rPr>
-        <w:t xml:space="preserve">API sont publiques</w:t>
-      </w:r>
-      <w:r>
-        <w:t xml:space="preserve"> </w:t>
-      </w:r>
-      <w:r>
-        <w:t xml:space="preserve">: un développeur peut interroger le catalogue sans authentification. Pour un utilisateur standard, l'inscription est gratuite et prend moins de 2 minutes.</w:t>
-      </w:r>
-    </w:p>
-    <w:bookmarkEnd w:id="90"/>
-    <w:bookmarkStart w:id="91" w:name="Xc170744bdb51a2832c6f6baab320da95948e6f7"/>
+        <w:t xml:space="preserve">R :</w:t>
+      </w:r>
+      <w:r>
+        <w:t xml:space="preserve"> </w:t>
+      </w:r>
+      <w:r>
+        <w:t xml:space="preserve">Vous recevez un lien de votre mécanicien. En l'ouvrant, vous voyez le détail de la commande et pouvez choisir parmi 4 méthodes de paiement : Orange Money, MTN MoMo, Wave ou espèces à la livraison (si total ≤ 75 000 FCFA).</w:t>
+      </w:r>
+    </w:p>
+    <w:bookmarkEnd w:id="102"/>
+    <w:bookmarkStart w:id="103" w:name="Xf97dc77e7ec86a62a5aa0a512e301a199e71d3f"/>
     <w:p>
       <w:pPr>
         <w:pStyle w:val="Heading3"/>
       </w:pPr>
       <w:r>
-        <w:t xml:space="preserve">Q : Comment fonctionne le paiement sans compte ?</w:t>
+        <w:t xml:space="preserve">Q : Puis-je suivre ma livraison sans compte ?</w:t>
       </w:r>
     </w:p>
     <w:p>
@@ -9098,17 +9101,17 @@
         <w:t xml:space="preserve"> </w:t>
       </w:r>
       <w:r>
-        <w:t xml:space="preserve">Vous recevez un lien de votre mécanicien. En l'ouvrant, vous voyez le détail de la commande et pouvez choisir parmi 4 méthodes de paiement : Orange Money, MTN MoMo, Wave ou espèces à la livraison (si total ≤ 75 000 FCFA).</w:t>
-      </w:r>
-    </w:p>
-    <w:bookmarkEnd w:id="91"/>
-    <w:bookmarkStart w:id="92" w:name="Xf97dc77e7ec86a62a5aa0a512e301a199e71d3f"/>
+        <w:t xml:space="preserve">Oui. Le suivi de livraison est accessible via l'API publique avec l'identifiant de votre commande. Votre mécanicien peut aussi vous partager les mises à jour.</w:t>
+      </w:r>
+    </w:p>
+    <w:bookmarkEnd w:id="103"/>
+    <w:bookmarkStart w:id="104" w:name="X8fdb92e80c2afdffd0bf53be4ae6948d0e98b4e"/>
     <w:p>
       <w:pPr>
         <w:pStyle w:val="Heading3"/>
       </w:pPr>
       <w:r>
-        <w:t xml:space="preserve">Q : Puis-je suivre ma livraison sans compte ?</w:t>
+        <w:t xml:space="preserve">Q : Que se passe-t-il si la pièce est défectueuse ?</w:t>
       </w:r>
     </w:p>
     <w:p>
@@ -9126,92 +9129,77 @@
         <w:t xml:space="preserve"> </w:t>
       </w:r>
       <w:r>
-        <w:t xml:space="preserve">Oui. Le suivi de livraison est accessible via l'API publique avec l'identifiant de votre commande. Votre mécanicien peut aussi vous partager les mises à jour.</w:t>
-      </w:r>
-    </w:p>
-    <w:bookmarkEnd w:id="92"/>
-    <w:bookmarkStart w:id="93" w:name="X8fdb92e80c2afdffd0bf53be4ae6948d0e98b4e"/>
-    <w:p>
-      <w:pPr>
-        <w:pStyle w:val="Heading3"/>
-      </w:pPr>
-      <w:r>
-        <w:t xml:space="preserve">Q : Que se passe-t-il si la pièce est défectueuse ?</w:t>
-      </w:r>
-    </w:p>
-    <w:p>
-      <w:pPr>
-        <w:pStyle w:val="FirstParagraph"/>
-      </w:pPr>
+        <w:t xml:space="preserve">Si vous avez payé via un lien partagé sans compte, vous pouvez tout de même bénéficier de la garantie vendeur (</w:t>
+      </w:r>
       <w:r>
         <w:rPr>
           <w:b/>
           <w:bCs/>
         </w:rPr>
-        <w:t xml:space="preserve">R :</w:t>
-      </w:r>
-      <w:r>
-        <w:t xml:space="preserve"> </w:t>
-      </w:r>
-      <w:r>
-        <w:t xml:space="preserve">Si vous avez payé via un lien partagé sans compte, vous pouvez tout de même bénéficier de la garantie vendeur (</w:t>
+        <w:t xml:space="preserve">RETURN_48H</w:t>
+      </w:r>
+      <w:r>
+        <w:t xml:space="preserve"> </w:t>
+      </w:r>
+      <w:r>
+        <w:t xml:space="preserve">: retour sous 48h,</w:t>
+      </w:r>
+      <w:r>
+        <w:t xml:space="preserve"> </w:t>
       </w:r>
       <w:r>
         <w:rPr>
           <w:b/>
           <w:bCs/>
         </w:rPr>
-        <w:t xml:space="preserve">RETURN_48H</w:t>
-      </w:r>
-      <w:r>
-        <w:t xml:space="preserve"> </w:t>
-      </w:r>
-      <w:r>
-        <w:t xml:space="preserve">: retour sous 48h,</w:t>
-      </w:r>
-      <w:r>
-        <w:t xml:space="preserve"> </w:t>
-      </w:r>
+        <w:t xml:space="preserve">WARRANTY_30D</w:t>
+      </w:r>
+      <w:r>
+        <w:t xml:space="preserve"> </w:t>
+      </w:r>
+      <w:r>
+        <w:t xml:space="preserve">: garantie 30 jours). Pour ouvrir un litige formel dans l'application, vous devrez créer un compte. Contactez votre mécanicien ou le support Pièces en attendant.</w:t>
+      </w:r>
+    </w:p>
+    <w:bookmarkEnd w:id="104"/>
+    <w:bookmarkStart w:id="105" w:name="Xebfffd4ed43510f0e932a085461183c5284a485"/>
+    <w:p>
+      <w:pPr>
+        <w:pStyle w:val="Heading3"/>
+      </w:pPr>
+      <w:r>
+        <w:t xml:space="preserve">Q : Mes données sont-elles protégées sans compte ?</w:t>
+      </w:r>
+    </w:p>
+    <w:p>
+      <w:pPr>
+        <w:pStyle w:val="FirstParagraph"/>
+      </w:pPr>
       <w:r>
         <w:rPr>
           <w:b/>
           <w:bCs/>
         </w:rPr>
-        <w:t xml:space="preserve">WARRANTY_30D</w:t>
-      </w:r>
-      <w:r>
-        <w:t xml:space="preserve"> </w:t>
-      </w:r>
-      <w:r>
-        <w:t xml:space="preserve">: garantie 30 jours). Pour ouvrir un litige formel dans l'application, vous devrez créer un compte. Contactez votre mécanicien ou le support Pièces en attendant.</w:t>
-      </w:r>
-    </w:p>
-    <w:bookmarkEnd w:id="93"/>
-    <w:bookmarkStart w:id="94" w:name="Xebfffd4ed43510f0e932a085461183c5284a485"/>
-    <w:p>
-      <w:pPr>
-        <w:pStyle w:val="Heading3"/>
-      </w:pPr>
-      <w:r>
-        <w:t xml:space="preserve">Q : Mes données sont-elles protégées sans compte ?</w:t>
-      </w:r>
-    </w:p>
-    <w:p>
-      <w:pPr>
-        <w:pStyle w:val="FirstParagraph"/>
-      </w:pPr>
+        <w:t xml:space="preserve">R :</w:t>
+      </w:r>
+      <w:r>
+        <w:t xml:space="preserve"> </w:t>
+      </w:r>
+      <w:r>
+        <w:t xml:space="preserve">Oui. Pièces respecte la</w:t>
+      </w:r>
+      <w:r>
+        <w:t xml:space="preserve"> </w:t>
+      </w:r>
       <w:r>
         <w:rPr>
           <w:b/>
           <w:bCs/>
         </w:rPr>
-        <w:t xml:space="preserve">R :</w:t>
-      </w:r>
-      <w:r>
-        <w:t xml:space="preserve"> </w:t>
-      </w:r>
-      <w:r>
-        <w:t xml:space="preserve">Oui. Pièces respecte la</w:t>
+        <w:t xml:space="preserve">Loi ARTCI n°2013-450</w:t>
+      </w:r>
+      <w:r>
+        <w:t xml:space="preserve">. Les paiements transitent par</w:t>
       </w:r>
       <w:r>
         <w:t xml:space="preserve"> </w:t>
@@ -9221,151 +9209,138 @@
           <w:b/>
           <w:bCs/>
         </w:rPr>
-        <w:t xml:space="preserve">Loi ARTCI n°2013-450</w:t>
-      </w:r>
-      <w:r>
-        <w:t xml:space="preserve">. Les paiements transitent par</w:t>
-      </w:r>
-      <w:r>
-        <w:t xml:space="preserve"> </w:t>
-      </w:r>
+        <w:t xml:space="preserve">CinetPay</w:t>
+      </w:r>
+      <w:r>
+        <w:t xml:space="preserve"> </w:t>
+      </w:r>
+      <w:r>
+        <w:t xml:space="preserve">(opérateur agréé). Aucune donnée de carte bancaire n'est stockée par Pièces. Le paiement par Mobile Money utilise votre propre application (Orange Money, MTN, Wave).</w:t>
+      </w:r>
+    </w:p>
+    <w:bookmarkEnd w:id="105"/>
+    <w:bookmarkStart w:id="106" w:name="Xc9498858c4509614877a711a993be6b530f3518"/>
+    <w:p>
+      <w:pPr>
+        <w:pStyle w:val="Heading3"/>
+      </w:pPr>
+      <w:r>
+        <w:t xml:space="preserve">Q : L'application fonctionne-t-elle sur mon téléphone ?</w:t>
+      </w:r>
+    </w:p>
+    <w:p>
+      <w:pPr>
+        <w:pStyle w:val="FirstParagraph"/>
+      </w:pPr>
       <w:r>
         <w:rPr>
           <w:b/>
           <w:bCs/>
         </w:rPr>
-        <w:t xml:space="preserve">CinetPay</w:t>
-      </w:r>
-      <w:r>
-        <w:t xml:space="preserve"> </w:t>
-      </w:r>
-      <w:r>
-        <w:t xml:space="preserve">(opérateur agréé). Aucune donnée de carte bancaire n'est stockée par Pièces. Le paiement par Mobile Money utilise votre propre application (Orange Money, MTN, Wave).</w:t>
-      </w:r>
-    </w:p>
-    <w:bookmarkEnd w:id="94"/>
-    <w:bookmarkStart w:id="95" w:name="Xc9498858c4509614877a711a993be6b530f3518"/>
-    <w:p>
-      <w:pPr>
-        <w:pStyle w:val="Heading3"/>
-      </w:pPr>
-      <w:r>
-        <w:t xml:space="preserve">Q : L'application fonctionne-t-elle sur mon téléphone ?</w:t>
-      </w:r>
-    </w:p>
-    <w:p>
-      <w:pPr>
-        <w:pStyle w:val="FirstParagraph"/>
-      </w:pPr>
+        <w:t xml:space="preserve">R :</w:t>
+      </w:r>
+      <w:r>
+        <w:t xml:space="preserve"> </w:t>
+      </w:r>
+      <w:r>
+        <w:t xml:space="preserve">Pièces est une</w:t>
+      </w:r>
+      <w:r>
+        <w:t xml:space="preserve"> </w:t>
+      </w:r>
       <w:r>
         <w:rPr>
           <w:b/>
           <w:bCs/>
         </w:rPr>
-        <w:t xml:space="preserve">R :</w:t>
-      </w:r>
-      <w:r>
-        <w:t xml:space="preserve"> </w:t>
-      </w:r>
-      <w:r>
-        <w:t xml:space="preserve">Pièces est une</w:t>
-      </w:r>
-      <w:r>
-        <w:t xml:space="preserve"> </w:t>
-      </w:r>
+        <w:t xml:space="preserve">PWA</w:t>
+      </w:r>
+      <w:r>
+        <w:t xml:space="preserve"> </w:t>
+      </w:r>
+      <w:r>
+        <w:t xml:space="preserve">compatible avec tous les smartphones modernes (Android et iOS). Elle fonctionne directement dans votre navigateur web (Chrome, Safari, Firefox). Vous pouvez aussi l'installer sur votre écran d'accueil sans passer par le Play Store ou l'App Store.</w:t>
+      </w:r>
+    </w:p>
+    <w:bookmarkEnd w:id="106"/>
+    <w:bookmarkStart w:id="107" w:name="X7dd13db1187b2d28a54c915ef6f89f9e4c08962"/>
+    <w:p>
+      <w:pPr>
+        <w:pStyle w:val="Heading3"/>
+      </w:pPr>
+      <w:r>
+        <w:t xml:space="preserve">Q : Pourquoi le catalogue n'est-il pas visible sur la page d'accueil ?</w:t>
+      </w:r>
+    </w:p>
+    <w:p>
+      <w:pPr>
+        <w:pStyle w:val="FirstParagraph"/>
+      </w:pPr>
       <w:r>
         <w:rPr>
           <w:b/>
           <w:bCs/>
         </w:rPr>
-        <w:t xml:space="preserve">PWA</w:t>
-      </w:r>
-      <w:r>
-        <w:t xml:space="preserve"> </w:t>
-      </w:r>
-      <w:r>
-        <w:t xml:space="preserve">compatible avec tous les smartphones modernes (Android et iOS). Elle fonctionne directement dans votre navigateur web (Chrome, Safari, Firefox). Vous pouvez aussi l'installer sur votre écran d'accueil sans passer par le Play Store ou l'App Store.</w:t>
-      </w:r>
-    </w:p>
-    <w:bookmarkEnd w:id="95"/>
-    <w:bookmarkStart w:id="96" w:name="X7dd13db1187b2d28a54c915ef6f89f9e4c08962"/>
-    <w:p>
-      <w:pPr>
-        <w:pStyle w:val="Heading3"/>
-      </w:pPr>
-      <w:r>
-        <w:t xml:space="preserve">Q : Pourquoi le catalogue n'est-il pas visible sur la page d'accueil ?</w:t>
-      </w:r>
-    </w:p>
-    <w:p>
-      <w:pPr>
-        <w:pStyle w:val="FirstParagraph"/>
-      </w:pPr>
+        <w:t xml:space="preserve">R :</w:t>
+      </w:r>
+      <w:r>
+        <w:t xml:space="preserve"> </w:t>
+      </w:r>
+      <w:r>
+        <w:t xml:space="preserve">Pièces est conçu comme un</w:t>
+      </w:r>
+      <w:r>
+        <w:t xml:space="preserve"> </w:t>
+      </w:r>
       <w:r>
         <w:rPr>
           <w:b/>
           <w:bCs/>
         </w:rPr>
-        <w:t xml:space="preserve">R :</w:t>
-      </w:r>
-      <w:r>
-        <w:t xml:space="preserve"> </w:t>
-      </w:r>
-      <w:r>
-        <w:t xml:space="preserve">Pièces est conçu comme un</w:t>
-      </w:r>
-      <w:r>
-        <w:t xml:space="preserve"> </w:t>
-      </w:r>
+        <w:t xml:space="preserve">marketplace fermé</w:t>
+      </w:r>
+      <w:r>
+        <w:t xml:space="preserve"> </w:t>
+      </w:r>
+      <w:r>
+        <w:t xml:space="preserve">pour garantir la qualité des transactions. L'inscription gratuite permet de vérifier les utilisateurs, donc de protéger acheteurs et vendeurs. Le flux de paiement par lien partagé est la solution pour les utilisateurs occasionnels qui ne souhaitent pas s'inscrire.</w:t>
+      </w:r>
+    </w:p>
+    <w:bookmarkEnd w:id="107"/>
+    <w:bookmarkStart w:id="108" w:name="q--comment-contacter-le-support-pièces-"/>
+    <w:p>
+      <w:pPr>
+        <w:pStyle w:val="Heading3"/>
+      </w:pPr>
+      <w:r>
+        <w:t xml:space="preserve">Q : Comment contacter le support Pièces ?</w:t>
+      </w:r>
+    </w:p>
+    <w:p>
+      <w:pPr>
+        <w:pStyle w:val="FirstParagraph"/>
+      </w:pPr>
       <w:r>
         <w:rPr>
           <w:b/>
           <w:bCs/>
         </w:rPr>
-        <w:t xml:space="preserve">marketplace fermé</w:t>
-      </w:r>
-      <w:r>
-        <w:t xml:space="preserve"> </w:t>
-      </w:r>
-      <w:r>
-        <w:t xml:space="preserve">pour garantir la qualité des transactions. L'inscription gratuite permet de vérifier les utilisateurs et de protéger les acheteurs via le système escrow. Le flux de paiement par lien partagé est la solution pour les utilisateurs occasionnels qui ne souhaitent pas s'inscrire.</w:t>
-      </w:r>
-    </w:p>
-    <w:bookmarkEnd w:id="96"/>
-    <w:bookmarkStart w:id="97" w:name="q--comment-contacter-le-support-pièces-"/>
-    <w:p>
-      <w:pPr>
-        <w:pStyle w:val="Heading3"/>
-      </w:pPr>
-      <w:r>
-        <w:t xml:space="preserve">Q : Comment contacter le support Pièces ?</w:t>
-      </w:r>
-    </w:p>
-    <w:p>
-      <w:pPr>
-        <w:pStyle w:val="FirstParagraph"/>
-      </w:pPr>
+        <w:t xml:space="preserve">R :</w:t>
+      </w:r>
+      <w:r>
+        <w:t xml:space="preserve"> </w:t>
+      </w:r>
+      <w:r>
+        <w:t xml:space="preserve">Contactez le support via</w:t>
+      </w:r>
+      <w:r>
+        <w:t xml:space="preserve"> </w:t>
+      </w:r>
       <w:r>
         <w:rPr>
           <w:b/>
           <w:bCs/>
         </w:rPr>
-        <w:t xml:space="preserve">R :</w:t>
-      </w:r>
-      <w:r>
-        <w:t xml:space="preserve"> </w:t>
-      </w:r>
-      <w:r>
-        <w:t xml:space="preserve">Contactez le support via</w:t>
-      </w:r>
-      <w:r>
-        <w:t xml:space="preserve"> </w:t>
-      </w:r>
-      <w:r>
-        <w:rPr>
-          <w:b/>
-          <w:bCs/>
-        </w:rPr>
         <w:t xml:space="preserve">WhatsApp</w:t>
       </w:r>
       <w:r>
@@ -9375,9 +9350,9 @@
         <w:t xml:space="preserve">au numéro indiqué sur la page d'accueil, ou créez un compte pour accéder au système de litiges intégré.</w:t>
       </w:r>
     </w:p>
-    <w:bookmarkEnd w:id="97"/>
-    <w:bookmarkEnd w:id="98"/>
-    <w:bookmarkEnd w:id="99"/>
+    <w:bookmarkEnd w:id="108"/>
+    <w:bookmarkEnd w:id="109"/>
+    <w:bookmarkEnd w:id="110"/>
     <w:sectPr>
       <w:footnotePr>
         <w:numRestart w:val="eachSect"/>
@@ -9942,10 +9917,10 @@
   <w:docDefaults>
     <w:rPrDefault>
       <w:rPr>
-        <w:rFonts w:asciiTheme="minorHAnsi" w:cstheme="minorBidi" w:eastAsiaTheme="minorEastAsia" w:hAnsiTheme="minorHAnsi"/>
+        <w:rFonts w:asciiTheme="minorHAnsi" w:cstheme="minorBidi" w:eastAsiaTheme="minorHAnsi" w:hAnsiTheme="minorHAnsi"/>
         <w:sz w:val="24"/>
         <w:szCs w:val="24"/>
-        <w:lang w:bidi="ar-SA" w:eastAsia="zh-CN" w:val="en-US"/>
+        <w:lang w:bidi="ar-SA" w:eastAsia="en-US" w:val="en-US"/>
       </w:rPr>
     </w:rPrDefault>
     <w:pPrDefault>
@@ -10486,6 +10461,13 @@
       </w:tblCellMar>
     </w:tblPr>
     <w:tblStylePr w:type="firstRow">
+      <w:tblPr>
+        <w:jc w:val="left"/>
+        <w:tblInd w:type="dxa" w:w="0"/>
+      </w:tblPr>
+      <w:trPr>
+        <w:jc w:val="left"/>
+      </w:trPr>
       <w:tcPr>
         <w:tcBorders>
           <w:bottom w:val="single"/>
